--- a/netherlands-tech-zones/Технологическое_сердце_Европы_Нидерланды.docx
+++ b/netherlands-tech-zones/Технологическое_сердце_Европы_Нидерланды.docx
@@ -617,7 +617,7 @@
           <w:sz w:val="20"/>
           <w:szCs w:val="20"/>
         </w:rPr>
-        <w:t xml:space="preserve">18</w:t>
+        <w:t xml:space="preserve">19</w:t>
       </w:r>
     </w:p>
     <w:p>
@@ -870,7 +870,7 @@
           <w:sz w:val="22"/>
           <w:szCs w:val="22"/>
         </w:rPr>
-        <w:t xml:space="preserve">30</w:t>
+        <w:t xml:space="preserve">31</w:t>
       </w:r>
     </w:p>
     <w:p>
@@ -889,7 +889,7 @@
           <w:sz w:val="23"/>
           <w:szCs w:val="23"/>
         </w:rPr>
-        <w:t xml:space="preserve">Заключение: что дальше</w:t>
+        <w:t xml:space="preserve">Аналитика: сильные стороны, риски и сценарии</w:t>
       </w:r>
       <w:r>
         <w:rPr>
@@ -906,7 +906,7 @@
           <w:sz w:val="22"/>
           <w:szCs w:val="22"/>
         </w:rPr>
-        <w:t xml:space="preserve">30</w:t>
+        <w:t xml:space="preserve">31</w:t>
       </w:r>
     </w:p>
     <w:p>
@@ -925,7 +925,7 @@
           <w:sz w:val="23"/>
           <w:szCs w:val="23"/>
         </w:rPr>
-        <w:t xml:space="preserve">Источники</w:t>
+        <w:t xml:space="preserve">Заключение: сила, у которой есть цена</w:t>
       </w:r>
       <w:r>
         <w:rPr>
@@ -942,7 +942,43 @@
           <w:sz w:val="22"/>
           <w:szCs w:val="22"/>
         </w:rPr>
-        <w:t xml:space="preserve">31</w:t>
+        <w:t xml:space="preserve">37</w:t>
+      </w:r>
+    </w:p>
+    <w:p>
+      <w:pPr>
+        <w:tabs>
+          <w:tab w:val="right" w:pos="9360" w:leader="dot"/>
+        </w:tabs>
+        <w:spacing w:after="110" w:before="70"/>
+      </w:pPr>
+      <w:r>
+        <w:rPr>
+          <w:rFonts w:ascii="Calibri" w:cs="Calibri" w:eastAsia="Calibri" w:hAnsi="Calibri"/>
+          <w:b/>
+          <w:bCs/>
+          <w:color w:val="14213D"/>
+          <w:sz w:val="23"/>
+          <w:szCs w:val="23"/>
+        </w:rPr>
+        <w:t xml:space="preserve">Источники</w:t>
+      </w:r>
+      <w:r>
+        <w:rPr>
+          <w:rFonts w:ascii="Calibri" w:cs="Calibri" w:eastAsia="Calibri" w:hAnsi="Calibri"/>
+        </w:rPr>
+        <w:tab/>
+      </w:r>
+      <w:r>
+        <w:rPr>
+          <w:rFonts w:ascii="Calibri" w:cs="Calibri" w:eastAsia="Calibri" w:hAnsi="Calibri"/>
+          <w:b/>
+          <w:bCs/>
+          <w:color w:val="EA580C"/>
+          <w:sz w:val="22"/>
+          <w:szCs w:val="22"/>
+        </w:rPr>
+        <w:t xml:space="preserve">38</w:t>
       </w:r>
     </w:p>
     <w:p>
@@ -5894,6 +5930,77 @@
         <w:spacing w:after="120"/>
       </w:pPr>
     </w:p>
+    <w:tbl>
+      <w:tblPr>
+        <w:tblW w:type="dxa" w:w="9360"/>
+        <w:tblBorders>
+          <w:top w:val="none"/>
+          <w:left w:val="none"/>
+          <w:bottom w:val="none"/>
+          <w:right w:val="none"/>
+          <w:insideH w:val="none"/>
+          <w:insideV w:val="none"/>
+        </w:tblBorders>
+      </w:tblPr>
+      <w:tblGrid>
+        <w:gridCol w:w="9360"/>
+      </w:tblGrid>
+      <w:tr>
+        <w:tc>
+          <w:tcPr>
+            <w:tcW w:type="dxa" w:w="9360"/>
+            <w:tcBorders>
+              <w:top w:val="none"/>
+              <w:left w:val="single" w:color="EA580C" w:sz="30"/>
+              <w:bottom w:val="none"/>
+              <w:right w:val="none"/>
+            </w:tcBorders>
+            <w:shd w:fill="F1F5F9" w:color="auto" w:val="clear"/>
+            <w:tcMar>
+              <w:top w:type="dxa" w:w="140"/>
+              <w:left w:type="dxa" w:w="200"/>
+              <w:bottom w:type="dxa" w:w="140"/>
+              <w:right w:type="dxa" w:w="200"/>
+            </w:tcMar>
+          </w:tcPr>
+          <w:p>
+            <w:pPr>
+              <w:spacing w:after="60"/>
+            </w:pPr>
+            <w:r>
+              <w:rPr>
+                <w:rFonts w:ascii="Calibri" w:cs="Calibri" w:eastAsia="Calibri" w:hAnsi="Calibri"/>
+                <w:b/>
+                <w:bCs/>
+                <w:color w:val="EA580C"/>
+                <w:sz w:val="22"/>
+                <w:szCs w:val="22"/>
+              </w:rPr>
+              <w:t xml:space="preserve">Вывод: чипы — одновременно рычаг и уязвимость</w:t>
+            </w:r>
+          </w:p>
+          <w:p>
+            <w:pPr>
+              <w:spacing w:after="60" w:line="276"/>
+            </w:pPr>
+            <w:r>
+              <w:rPr>
+                <w:rFonts w:ascii="Calibri" w:cs="Calibri" w:eastAsia="Calibri" w:hAnsi="Calibri"/>
+                <w:color w:val="2A3340"/>
+                <w:sz w:val="20"/>
+                <w:szCs w:val="20"/>
+              </w:rPr>
+              <w:t xml:space="preserve">Монополия ASML на EUV-литографию дала Нидерландам редкую власть: ни один передовой чип в мире не сделать в обход одного цеха под Эйндховеном — это рычаг, которого нет больше ни у кого. Но у медали две стороны: та же незаменимость превращает страну в удобную мишень. Приказ из Гааги закрыть экспорт бьёт по самой ASML (доля Китая в выручке падает с ~36% до прогнозных 20%), а кейс Nexperia показал, что парализовать конвейеры Volkswagen и Mercedes способен даже «скучный» дешёвый чип за копейки. Вывод простой: чем ты незаменимее, тем сильнее твой рычаг — и тем больнее по тебе можно ударить в ответ.</w:t>
+            </w:r>
+          </w:p>
+        </w:tc>
+      </w:tr>
+    </w:tbl>
+    <w:p>
+      <w:pPr>
+        <w:spacing w:after="120"/>
+      </w:pPr>
+    </w:p>
     <w:p>
       <w:pPr>
         <w:pStyle w:val="Heading1"/>
@@ -9235,6 +9342,77 @@
         <w:t xml:space="preserve">, но в 2022 году парламент неожиданно проголосовал против — после волны общественного возмущения из-за расхода земли, воды и энергии. Именно эти споры (вместе со скандалом вокруг воды у Microsoft) подтолкнули государство к общенациональным ограничениям на большие ЦОД, о которых речь пойдёт в четвёртой части.</w:t>
       </w:r>
     </w:p>
+    <w:tbl>
+      <w:tblPr>
+        <w:tblW w:type="dxa" w:w="9360"/>
+        <w:tblBorders>
+          <w:top w:val="none"/>
+          <w:left w:val="none"/>
+          <w:bottom w:val="none"/>
+          <w:right w:val="none"/>
+          <w:insideH w:val="none"/>
+          <w:insideV w:val="none"/>
+        </w:tblBorders>
+      </w:tblPr>
+      <w:tblGrid>
+        <w:gridCol w:w="9360"/>
+      </w:tblGrid>
+      <w:tr>
+        <w:tc>
+          <w:tcPr>
+            <w:tcW w:type="dxa" w:w="9360"/>
+            <w:tcBorders>
+              <w:top w:val="none"/>
+              <w:left w:val="single" w:color="2563EB" w:sz="30"/>
+              <w:bottom w:val="none"/>
+              <w:right w:val="none"/>
+            </w:tcBorders>
+            <w:shd w:fill="F1F5F9" w:color="auto" w:val="clear"/>
+            <w:tcMar>
+              <w:top w:type="dxa" w:w="140"/>
+              <w:left w:type="dxa" w:w="200"/>
+              <w:bottom w:type="dxa" w:w="140"/>
+              <w:right w:type="dxa" w:w="200"/>
+            </w:tcMar>
+          </w:tcPr>
+          <w:p>
+            <w:pPr>
+              <w:spacing w:after="60"/>
+            </w:pPr>
+            <w:r>
+              <w:rPr>
+                <w:rFonts w:ascii="Calibri" w:cs="Calibri" w:eastAsia="Calibri" w:hAnsi="Calibri"/>
+                <w:b/>
+                <w:bCs/>
+                <w:color w:val="2563EB"/>
+                <w:sz w:val="22"/>
+                <w:szCs w:val="22"/>
+              </w:rPr>
+              <w:t xml:space="preserve">Вывод: дата-центры уперлись не в спрос, а в розетку</w:t>
+            </w:r>
+          </w:p>
+          <w:p>
+            <w:pPr>
+              <w:spacing w:after="60" w:line="276"/>
+            </w:pPr>
+            <w:r>
+              <w:rPr>
+                <w:rFonts w:ascii="Calibri" w:cs="Calibri" w:eastAsia="Calibri" w:hAnsi="Calibri"/>
+                <w:color w:val="2A3340"/>
+                <w:sz w:val="20"/>
+                <w:szCs w:val="20"/>
+              </w:rPr>
+              <w:t xml:space="preserve">География (кабели, ветер, прохладный климат) сделала Нидерланды естественным домом «облака», но эта же ставка обнажила физический потолок маленькой страны. Один кампус Microsoft ест ~1% всего электричества страны, скандал с 84 млн литров питьевой воды и провал проекта Meta в Зеевольде показали: земли, воды и мегаватт на всех не хватает. Итог — мораторий и всего две разрешённые зоны. Главный ограничитель роста теперь не деньги и не технологии, а забитая электросеть: часть Северной Голландии останется без свободных мощностей примерно до 2035 года. Расти вширь больше нельзя — только «умнее» и экономнее.</w:t>
+            </w:r>
+          </w:p>
+        </w:tc>
+      </w:tr>
+    </w:tbl>
+    <w:p>
+      <w:pPr>
+        <w:spacing w:after="120"/>
+      </w:pPr>
+    </w:p>
     <w:p>
       <w:pPr>
         <w:pStyle w:val="Heading1"/>
@@ -10779,6 +10957,77 @@
         <w:spacing w:after="120"/>
       </w:pPr>
     </w:p>
+    <w:tbl>
+      <w:tblPr>
+        <w:tblW w:type="dxa" w:w="9360"/>
+        <w:tblBorders>
+          <w:top w:val="none"/>
+          <w:left w:val="none"/>
+          <w:bottom w:val="none"/>
+          <w:right w:val="none"/>
+          <w:insideH w:val="none"/>
+          <w:insideV w:val="none"/>
+        </w:tblBorders>
+      </w:tblPr>
+      <w:tblGrid>
+        <w:gridCol w:w="9360"/>
+      </w:tblGrid>
+      <w:tr>
+        <w:tc>
+          <w:tcPr>
+            <w:tcW w:type="dxa" w:w="9360"/>
+            <w:tcBorders>
+              <w:top w:val="none"/>
+              <w:left w:val="single" w:color="7C3AED" w:sz="30"/>
+              <w:bottom w:val="none"/>
+              <w:right w:val="none"/>
+            </w:tcBorders>
+            <w:shd w:fill="F1F5F9" w:color="auto" w:val="clear"/>
+            <w:tcMar>
+              <w:top w:type="dxa" w:w="140"/>
+              <w:left w:type="dxa" w:w="200"/>
+              <w:bottom w:type="dxa" w:w="140"/>
+              <w:right w:type="dxa" w:w="200"/>
+            </w:tcMar>
+          </w:tcPr>
+          <w:p>
+            <w:pPr>
+              <w:spacing w:after="60"/>
+            </w:pPr>
+            <w:r>
+              <w:rPr>
+                <w:rFonts w:ascii="Calibri" w:cs="Calibri" w:eastAsia="Calibri" w:hAnsi="Calibri"/>
+                <w:b/>
+                <w:bCs/>
+                <w:color w:val="7C3AED"/>
+                <w:sz w:val="22"/>
+                <w:szCs w:val="22"/>
+              </w:rPr>
+              <w:t xml:space="preserve">Вывод: в науке страна закладывает следующее «узкое место»</w:t>
+            </w:r>
+          </w:p>
+          <w:p>
+            <w:pPr>
+              <w:spacing w:after="60" w:line="276"/>
+            </w:pPr>
+            <w:r>
+              <w:rPr>
+                <w:rFonts w:ascii="Calibri" w:cs="Calibri" w:eastAsia="Calibri" w:hAnsi="Calibri"/>
+                <w:color w:val="2A3340"/>
+                <w:sz w:val="20"/>
+                <w:szCs w:val="20"/>
+              </w:rPr>
+              <w:t xml:space="preserve">Логика ASML — стать незаменимым звеном раньше конкурентов — теперь переносится на ИИ и кванты. Родина Python и один из сильнейших центров машинного обучения (UvA, CWI) плюс €615 млн госденег в QuTech и Quantum Delta NL — это не про сегодняшнюю прибыль, а про заявку занять горлышко будущей вычислительной революции, пока оно ещё не занято. Ставка рискованная: кубиты капризны, а до рабочего квантового компьютера годы. Но само государство ставит бюджетом, а не словами — и если ставка сыграет, Делфт повторит для квантов то, чем Велдховен стал для чипов.</w:t>
+            </w:r>
+          </w:p>
+        </w:tc>
+      </w:tr>
+    </w:tbl>
+    <w:p>
+      <w:pPr>
+        <w:spacing w:after="120"/>
+      </w:pPr>
+    </w:p>
     <w:p>
       <w:pPr>
         <w:pStyle w:val="Heading1"/>
@@ -12072,6 +12321,77 @@
         </w:rPr>
         <w:t xml:space="preserve">. То есть даже по оптимистичному сценарию догнать Азию не выйдет, и роль Нидерландов как незаменимого узла всей мировой цепочки в ближайшее десятилетие только вырастет.</w:t>
       </w:r>
+    </w:p>
+    <w:tbl>
+      <w:tblPr>
+        <w:tblW w:type="dxa" w:w="9360"/>
+        <w:tblBorders>
+          <w:top w:val="none"/>
+          <w:left w:val="none"/>
+          <w:bottom w:val="none"/>
+          <w:right w:val="none"/>
+          <w:insideH w:val="none"/>
+          <w:insideV w:val="none"/>
+        </w:tblBorders>
+      </w:tblPr>
+      <w:tblGrid>
+        <w:gridCol w:w="9360"/>
+      </w:tblGrid>
+      <w:tr>
+        <w:tc>
+          <w:tcPr>
+            <w:tcW w:type="dxa" w:w="9360"/>
+            <w:tcBorders>
+              <w:top w:val="none"/>
+              <w:left w:val="single" w:color="D9A521" w:sz="30"/>
+              <w:bottom w:val="none"/>
+              <w:right w:val="none"/>
+            </w:tcBorders>
+            <w:shd w:fill="F1F5F9" w:color="auto" w:val="clear"/>
+            <w:tcMar>
+              <w:top w:type="dxa" w:w="140"/>
+              <w:left w:type="dxa" w:w="200"/>
+              <w:bottom w:type="dxa" w:w="140"/>
+              <w:right w:type="dxa" w:w="200"/>
+            </w:tcMar>
+          </w:tcPr>
+          <w:p>
+            <w:pPr>
+              <w:spacing w:after="60"/>
+            </w:pPr>
+            <w:r>
+              <w:rPr>
+                <w:rFonts w:ascii="Calibri" w:cs="Calibri" w:eastAsia="Calibri" w:hAnsi="Calibri"/>
+                <w:b/>
+                <w:bCs/>
+                <w:color w:val="D9A521"/>
+                <w:sz w:val="22"/>
+                <w:szCs w:val="22"/>
+              </w:rPr>
+              <w:t xml:space="preserve">Вывод: рекордное богатство и хрупкость — это одно и то же</w:t>
+            </w:r>
+          </w:p>
+          <w:p>
+            <w:pPr>
+              <w:spacing w:after="60" w:line="276"/>
+            </w:pPr>
+            <w:r>
+              <w:rPr>
+                <w:rFonts w:ascii="Calibri" w:cs="Calibri" w:eastAsia="Calibri" w:hAnsi="Calibri"/>
+                <w:color w:val="2A3340"/>
+                <w:sz w:val="20"/>
+                <w:szCs w:val="20"/>
+              </w:rPr>
+              <w:t xml:space="preserve">Капитализация ASML в ~$674 млрд и €9,6 млрд чистой прибыли — прямое следствие положения на вершине цепочки: кто держит узкое место, тот собирает сверхмаржу. Но та же позиция затягивает страну в чужую войну — США требуют закрыть Китай, Пекин отвечает контролем над ~98% галлия, и безопасных ходов нет ни у кого. Отсюда двойная работа государства: деньгами удерживать ASML дома (€2,51 млрд «Операции Бетховен»), а экспортными лицензиями превращать её в геополитический инструмент. Главный урок отчёта: незаменимость приносит и рекордные деньги, и рекордную уязвимость — это не два разных свойства, а одно.</w:t>
+            </w:r>
+          </w:p>
+        </w:tc>
+      </w:tr>
+    </w:tbl>
+    <w:p>
+      <w:pPr>
+        <w:spacing w:after="120"/>
+      </w:pPr>
     </w:p>
     <w:p>
       <w:pPr>
@@ -15762,7 +16082,7 @@
           <w:sz w:val="32"/>
           <w:szCs w:val="32"/>
         </w:rPr>
-        <w:t xml:space="preserve">Заключение: что дальше</w:t>
+        <w:t xml:space="preserve">Аналитика: сильные стороны, риски и сценарии</w:t>
       </w:r>
     </w:p>
     <w:p>
@@ -15777,27 +16097,821 @@
           <w:sz w:val="21"/>
           <w:szCs w:val="21"/>
         </w:rPr>
-        <w:t xml:space="preserve">Нидерланды доказали, что размер страны — далеко не главное. Умные вложения в науку, удобное расположение на перекрёстке Европы и тесная работа бизнеса с государством превратили небольшое королевство площадью меньше половины Московской области в один из нервных центров мировой цифровой экономики. Здесь делают незаменимое оборудование для чипов, через которое проходит вся передовая электроника планеты; здесь хранят и гоняют данные половины Европы через узел </w:t>
-      </w:r>
-      <w:r>
-        <w:rPr>
-          <w:rFonts w:ascii="Calibri" w:cs="Calibri" w:eastAsia="Calibri" w:hAnsi="Calibri"/>
-          <w:b/>
-          <w:bCs/>
-          <w:color w:val="14213D"/>
-          <w:sz w:val="21"/>
-          <w:szCs w:val="21"/>
-        </w:rPr>
-        <w:t xml:space="preserve">AMS-IX</w:t>
-      </w:r>
-      <w:r>
-        <w:rPr>
-          <w:rFonts w:ascii="Calibri" w:cs="Calibri" w:eastAsia="Calibri" w:hAnsi="Calibri"/>
-          <w:color w:val="1F2733"/>
-          <w:sz w:val="21"/>
-          <w:szCs w:val="21"/>
-        </w:rPr>
-        <w:t xml:space="preserve">; здесь, в Делфте, закладывают основы квантового интернета. Немногие страны могут похвастаться сразу тремя технологиями, без которых современный мир буквально остановился бы.</w:t>
+        <w:t xml:space="preserve">До сих пор мы описывали, что и где происходит. Теперь посмотрим на всю картину глазами аналитика: в чём Нидерланды по-настоящему сильны, где их слабые места, какие риски способны всё пошатнуть и как страна может выглядеть к 2030 году. Это не новые факты, а выводы из уже сказанного.</w:t>
+      </w:r>
+    </w:p>
+    <w:p>
+      <w:pPr>
+        <w:pStyle w:val="Heading2"/>
+        <w:keepNext/>
+        <w:keepLines/>
+        <w:spacing w:after="60" w:before="240"/>
+      </w:pPr>
+      <w:r>
+        <w:rPr>
+          <w:rFonts w:ascii="Calibri" w:cs="Calibri" w:eastAsia="Calibri" w:hAnsi="Calibri"/>
+          <w:b/>
+          <w:bCs/>
+          <w:color w:val="14213D"/>
+          <w:sz w:val="26"/>
+          <w:szCs w:val="26"/>
+        </w:rPr>
+        <w:t xml:space="preserve">Сильные и слабые стороны, возможности и угрозы (SWOT)</w:t>
+      </w:r>
+    </w:p>
+    <w:p>
+      <w:pPr>
+        <w:pStyle w:val="Heading3"/>
+        <w:keepNext/>
+        <w:keepLines/>
+        <w:spacing w:after="40" w:before="180"/>
+      </w:pPr>
+      <w:r>
+        <w:rPr>
+          <w:rFonts w:ascii="Calibri" w:cs="Calibri" w:eastAsia="Calibri" w:hAnsi="Calibri"/>
+          <w:b/>
+          <w:bCs/>
+          <w:color w:val="EA580C"/>
+          <w:sz w:val="22"/>
+          <w:szCs w:val="22"/>
+        </w:rPr>
+        <w:t xml:space="preserve">Сильные стороны (S)</w:t>
+      </w:r>
+    </w:p>
+    <w:p>
+      <w:pPr>
+        <w:spacing w:after="90" w:line="276"/>
+        <w:ind w:left="360" w:hanging="220"/>
+      </w:pPr>
+      <w:r>
+        <w:rPr>
+          <w:rFonts w:ascii="Calibri" w:cs="Calibri" w:eastAsia="Calibri" w:hAnsi="Calibri"/>
+          <w:color w:val="059669"/>
+          <w:sz w:val="16"/>
+          <w:szCs w:val="16"/>
+        </w:rPr>
+        <w:t xml:space="preserve">■  </w:t>
+      </w:r>
+      <w:r>
+        <w:rPr>
+          <w:rFonts w:ascii="Calibri" w:cs="Calibri" w:eastAsia="Calibri" w:hAnsi="Calibri"/>
+          <w:b/>
+          <w:bCs/>
+          <w:color w:val="14213D"/>
+          <w:sz w:val="21"/>
+          <w:szCs w:val="21"/>
+        </w:rPr>
+        <w:t xml:space="preserve">Монополия ASML на EUV</w:t>
+      </w:r>
+      <w:r>
+        <w:rPr>
+          <w:rFonts w:ascii="Calibri" w:cs="Calibri" w:eastAsia="Calibri" w:hAnsi="Calibri"/>
+          <w:color w:val="1F2733"/>
+          <w:sz w:val="21"/>
+          <w:szCs w:val="21"/>
+        </w:rPr>
+        <w:t xml:space="preserve"> — это не просто лидерство, а рубильник: пока 100% рынка в одних руках, ни одна страна не сделает передовой чип без разрешения из Велдховена. Такого рычага нет больше ни у кого в мире.</w:t>
+      </w:r>
+    </w:p>
+    <w:p>
+      <w:pPr>
+        <w:spacing w:after="90" w:line="276"/>
+        <w:ind w:left="360" w:hanging="220"/>
+      </w:pPr>
+      <w:r>
+        <w:rPr>
+          <w:rFonts w:ascii="Calibri" w:cs="Calibri" w:eastAsia="Calibri" w:hAnsi="Calibri"/>
+          <w:color w:val="059669"/>
+          <w:sz w:val="16"/>
+          <w:szCs w:val="16"/>
+        </w:rPr>
+        <w:t xml:space="preserve">■  </w:t>
+      </w:r>
+      <w:r>
+        <w:rPr>
+          <w:rFonts w:ascii="Calibri" w:cs="Calibri" w:eastAsia="Calibri" w:hAnsi="Calibri"/>
+          <w:b/>
+          <w:bCs/>
+          <w:color w:val="14213D"/>
+          <w:sz w:val="21"/>
+          <w:szCs w:val="21"/>
+        </w:rPr>
+        <w:t xml:space="preserve">Незаменимость важнее размера.</w:t>
+      </w:r>
+      <w:r>
+        <w:rPr>
+          <w:rFonts w:ascii="Calibri" w:cs="Calibri" w:eastAsia="Calibri" w:hAnsi="Calibri"/>
+          <w:color w:val="1F2733"/>
+          <w:sz w:val="21"/>
+          <w:szCs w:val="21"/>
+        </w:rPr>
+        <w:t xml:space="preserve"> Нидерланды стоят на верхушке пирамиды: даже Apple и Nvidia со всеми деньгами мира зависят от нидерландского станка. Маленькая страна держит за горло гигантов.</w:t>
+      </w:r>
+    </w:p>
+    <w:p>
+      <w:pPr>
+        <w:spacing w:after="90" w:line="276"/>
+        <w:ind w:left="360" w:hanging="220"/>
+      </w:pPr>
+      <w:r>
+        <w:rPr>
+          <w:rFonts w:ascii="Calibri" w:cs="Calibri" w:eastAsia="Calibri" w:hAnsi="Calibri"/>
+          <w:color w:val="059669"/>
+          <w:sz w:val="16"/>
+          <w:szCs w:val="16"/>
+        </w:rPr>
+        <w:t xml:space="preserve">■  </w:t>
+      </w:r>
+      <w:r>
+        <w:rPr>
+          <w:rFonts w:ascii="Calibri" w:cs="Calibri" w:eastAsia="Calibri" w:hAnsi="Calibri"/>
+          <w:b/>
+          <w:bCs/>
+          <w:color w:val="14213D"/>
+          <w:sz w:val="21"/>
+          <w:szCs w:val="21"/>
+        </w:rPr>
+        <w:t xml:space="preserve">Экосистема, а не одна компания.</w:t>
+      </w:r>
+      <w:r>
+        <w:rPr>
+          <w:rFonts w:ascii="Calibri" w:cs="Calibri" w:eastAsia="Calibri" w:hAnsi="Calibri"/>
+          <w:color w:val="1F2733"/>
+          <w:sz w:val="21"/>
+          <w:szCs w:val="21"/>
+        </w:rPr>
+        <w:t xml:space="preserve"> Один EUV собирают из ~100 000 деталей от ~5 000 поставщиков — вокруг ASML выросла плотная сеть, которую нельзя просто скопировать в другой стране за пару лет.</w:t>
+      </w:r>
+    </w:p>
+    <w:p>
+      <w:pPr>
+        <w:spacing w:after="90" w:line="276"/>
+        <w:ind w:left="360" w:hanging="220"/>
+      </w:pPr>
+      <w:r>
+        <w:rPr>
+          <w:rFonts w:ascii="Calibri" w:cs="Calibri" w:eastAsia="Calibri" w:hAnsi="Calibri"/>
+          <w:color w:val="059669"/>
+          <w:sz w:val="16"/>
+          <w:szCs w:val="16"/>
+        </w:rPr>
+        <w:t xml:space="preserve">■  </w:t>
+      </w:r>
+      <w:r>
+        <w:rPr>
+          <w:rFonts w:ascii="Calibri" w:cs="Calibri" w:eastAsia="Calibri" w:hAnsi="Calibri"/>
+          <w:b/>
+          <w:bCs/>
+          <w:color w:val="14213D"/>
+          <w:sz w:val="21"/>
+          <w:szCs w:val="21"/>
+        </w:rPr>
+        <w:t xml:space="preserve">Концентрация мозгов.</w:t>
+      </w:r>
+      <w:r>
+        <w:rPr>
+          <w:rFonts w:ascii="Calibri" w:cs="Calibri" w:eastAsia="Calibri" w:hAnsi="Calibri"/>
+          <w:color w:val="1F2733"/>
+          <w:sz w:val="21"/>
+          <w:szCs w:val="21"/>
+        </w:rPr>
+        <w:t xml:space="preserve"> Эйндховен с его 22,6 патента на 10 000 жителей — доказательство, что сила страны в плотности инженеров на квадратный километр, а не в дешёвой рабочей силе.</w:t>
+      </w:r>
+    </w:p>
+    <w:p>
+      <w:pPr>
+        <w:spacing w:after="90" w:line="276"/>
+        <w:ind w:left="360" w:hanging="220"/>
+      </w:pPr>
+      <w:r>
+        <w:rPr>
+          <w:rFonts w:ascii="Calibri" w:cs="Calibri" w:eastAsia="Calibri" w:hAnsi="Calibri"/>
+          <w:color w:val="059669"/>
+          <w:sz w:val="16"/>
+          <w:szCs w:val="16"/>
+        </w:rPr>
+        <w:t xml:space="preserve">■  </w:t>
+      </w:r>
+      <w:r>
+        <w:rPr>
+          <w:rFonts w:ascii="Calibri" w:cs="Calibri" w:eastAsia="Calibri" w:hAnsi="Calibri"/>
+          <w:b/>
+          <w:bCs/>
+          <w:color w:val="14213D"/>
+          <w:sz w:val="21"/>
+          <w:szCs w:val="21"/>
+        </w:rPr>
+        <w:t xml:space="preserve">Диверсификация по этажам хайтека.</w:t>
+      </w:r>
+      <w:r>
+        <w:rPr>
+          <w:rFonts w:ascii="Calibri" w:cs="Calibri" w:eastAsia="Calibri" w:hAnsi="Calibri"/>
+          <w:color w:val="1F2733"/>
+          <w:sz w:val="21"/>
+          <w:szCs w:val="21"/>
+        </w:rPr>
+        <w:t xml:space="preserve"> Чипы (ASML, NXP), данные (AMS-IX, ЦОД Google), кванты (QuTech) — три опоры сразу. Если качнётся одна, страна не падает целиком.</w:t>
+      </w:r>
+    </w:p>
+    <w:p>
+      <w:pPr>
+        <w:pStyle w:val="Heading3"/>
+        <w:keepNext/>
+        <w:keepLines/>
+        <w:spacing w:after="40" w:before="180"/>
+      </w:pPr>
+      <w:r>
+        <w:rPr>
+          <w:rFonts w:ascii="Calibri" w:cs="Calibri" w:eastAsia="Calibri" w:hAnsi="Calibri"/>
+          <w:b/>
+          <w:bCs/>
+          <w:color w:val="EA580C"/>
+          <w:sz w:val="22"/>
+          <w:szCs w:val="22"/>
+        </w:rPr>
+        <w:t xml:space="preserve">Слабые стороны (W)</w:t>
+      </w:r>
+    </w:p>
+    <w:p>
+      <w:pPr>
+        <w:spacing w:after="90" w:line="276"/>
+        <w:ind w:left="360" w:hanging="220"/>
+      </w:pPr>
+      <w:r>
+        <w:rPr>
+          <w:rFonts w:ascii="Calibri" w:cs="Calibri" w:eastAsia="Calibri" w:hAnsi="Calibri"/>
+          <w:color w:val="EA580C"/>
+          <w:sz w:val="16"/>
+          <w:szCs w:val="16"/>
+        </w:rPr>
+        <w:t xml:space="preserve">■  </w:t>
+      </w:r>
+      <w:r>
+        <w:rPr>
+          <w:rFonts w:ascii="Calibri" w:cs="Calibri" w:eastAsia="Calibri" w:hAnsi="Calibri"/>
+          <w:b/>
+          <w:bCs/>
+          <w:color w:val="14213D"/>
+          <w:sz w:val="21"/>
+          <w:szCs w:val="21"/>
+        </w:rPr>
+        <w:t xml:space="preserve">Электросеть уже тормозит рост.</w:t>
+      </w:r>
+      <w:r>
+        <w:rPr>
+          <w:rFonts w:ascii="Calibri" w:cs="Calibri" w:eastAsia="Calibri" w:hAnsi="Calibri"/>
+          <w:color w:val="1F2733"/>
+          <w:sz w:val="21"/>
+          <w:szCs w:val="21"/>
+        </w:rPr>
+        <w:t xml:space="preserve"> Главный барьер — не идеи, а розетка: очередь TenneT на десятки ГВт и мораторий Амстердама на дата-центры означают, что часть Северной Голландии не примет новых мощностей примерно до 2035 года. Успех упёрся в провода.</w:t>
+      </w:r>
+    </w:p>
+    <w:p>
+      <w:pPr>
+        <w:spacing w:after="90" w:line="276"/>
+        <w:ind w:left="360" w:hanging="220"/>
+      </w:pPr>
+      <w:r>
+        <w:rPr>
+          <w:rFonts w:ascii="Calibri" w:cs="Calibri" w:eastAsia="Calibri" w:hAnsi="Calibri"/>
+          <w:color w:val="EA580C"/>
+          <w:sz w:val="16"/>
+          <w:szCs w:val="16"/>
+        </w:rPr>
+        <w:t xml:space="preserve">■  </w:t>
+      </w:r>
+      <w:r>
+        <w:rPr>
+          <w:rFonts w:ascii="Calibri" w:cs="Calibri" w:eastAsia="Calibri" w:hAnsi="Calibri"/>
+          <w:b/>
+          <w:bCs/>
+          <w:color w:val="14213D"/>
+          <w:sz w:val="21"/>
+          <w:szCs w:val="21"/>
+        </w:rPr>
+        <w:t xml:space="preserve">Слишком большая ставка на одну компанию.</w:t>
+      </w:r>
+      <w:r>
+        <w:rPr>
+          <w:rFonts w:ascii="Calibri" w:cs="Calibri" w:eastAsia="Calibri" w:hAnsi="Calibri"/>
+          <w:color w:val="1F2733"/>
+          <w:sz w:val="21"/>
+          <w:szCs w:val="21"/>
+        </w:rPr>
+        <w:t xml:space="preserve"> Когда капитализация ASML в ~$674 млрд — рекорд континента, любая её проблема становится проблемой всей страны. Это сила и хрупкость одновременно.</w:t>
+      </w:r>
+    </w:p>
+    <w:p>
+      <w:pPr>
+        <w:spacing w:after="90" w:line="276"/>
+        <w:ind w:left="360" w:hanging="220"/>
+      </w:pPr>
+      <w:r>
+        <w:rPr>
+          <w:rFonts w:ascii="Calibri" w:cs="Calibri" w:eastAsia="Calibri" w:hAnsi="Calibri"/>
+          <w:color w:val="EA580C"/>
+          <w:sz w:val="16"/>
+          <w:szCs w:val="16"/>
+        </w:rPr>
+        <w:t xml:space="preserve">■  </w:t>
+      </w:r>
+      <w:r>
+        <w:rPr>
+          <w:rFonts w:ascii="Calibri" w:cs="Calibri" w:eastAsia="Calibri" w:hAnsi="Calibri"/>
+          <w:b/>
+          <w:bCs/>
+          <w:color w:val="14213D"/>
+          <w:sz w:val="21"/>
+          <w:szCs w:val="21"/>
+        </w:rPr>
+        <w:t xml:space="preserve">Критическая зависимость от чужих звеньев.</w:t>
+      </w:r>
+      <w:r>
+        <w:rPr>
+          <w:rFonts w:ascii="Calibri" w:cs="Calibri" w:eastAsia="Calibri" w:hAnsi="Calibri"/>
+          <w:color w:val="1F2733"/>
+          <w:sz w:val="21"/>
+          <w:szCs w:val="21"/>
+        </w:rPr>
+        <w:t xml:space="preserve"> Зеркала для EUV полирует немецкая Zeiss, а сырьё (галлий, редкоземы) почти целиком контролирует Китай. «Монополист» сам сидит на чужих поставках.</w:t>
+      </w:r>
+    </w:p>
+    <w:p>
+      <w:pPr>
+        <w:spacing w:after="90" w:line="276"/>
+        <w:ind w:left="360" w:hanging="220"/>
+      </w:pPr>
+      <w:r>
+        <w:rPr>
+          <w:rFonts w:ascii="Calibri" w:cs="Calibri" w:eastAsia="Calibri" w:hAnsi="Calibri"/>
+          <w:color w:val="EA580C"/>
+          <w:sz w:val="16"/>
+          <w:szCs w:val="16"/>
+        </w:rPr>
+        <w:t xml:space="preserve">■  </w:t>
+      </w:r>
+      <w:r>
+        <w:rPr>
+          <w:rFonts w:ascii="Calibri" w:cs="Calibri" w:eastAsia="Calibri" w:hAnsi="Calibri"/>
+          <w:b/>
+          <w:bCs/>
+          <w:color w:val="14213D"/>
+          <w:sz w:val="21"/>
+          <w:szCs w:val="21"/>
+        </w:rPr>
+        <w:t xml:space="preserve">Уязвимость к экспортной политике.</w:t>
+      </w:r>
+      <w:r>
+        <w:rPr>
+          <w:rFonts w:ascii="Calibri" w:cs="Calibri" w:eastAsia="Calibri" w:hAnsi="Calibri"/>
+          <w:color w:val="1F2733"/>
+          <w:sz w:val="21"/>
+          <w:szCs w:val="21"/>
+        </w:rPr>
+        <w:t xml:space="preserve"> Треть выручки ASML шла из Китая — и её приходится резать до ~20% по требованию США. Коммерция проигрывает геополитике, и это бьёт по деньгам.</w:t>
+      </w:r>
+    </w:p>
+    <w:p>
+      <w:pPr>
+        <w:spacing w:after="90" w:line="276"/>
+        <w:ind w:left="360" w:hanging="220"/>
+      </w:pPr>
+      <w:r>
+        <w:rPr>
+          <w:rFonts w:ascii="Calibri" w:cs="Calibri" w:eastAsia="Calibri" w:hAnsi="Calibri"/>
+          <w:color w:val="EA580C"/>
+          <w:sz w:val="16"/>
+          <w:szCs w:val="16"/>
+        </w:rPr>
+        <w:t xml:space="preserve">■  </w:t>
+      </w:r>
+      <w:r>
+        <w:rPr>
+          <w:rFonts w:ascii="Calibri" w:cs="Calibri" w:eastAsia="Calibri" w:hAnsi="Calibri"/>
+          <w:b/>
+          <w:bCs/>
+          <w:color w:val="14213D"/>
+          <w:sz w:val="21"/>
+          <w:szCs w:val="21"/>
+        </w:rPr>
+        <w:t xml:space="preserve">Физический предел маленькой страны.</w:t>
+      </w:r>
+      <w:r>
+        <w:rPr>
+          <w:rFonts w:ascii="Calibri" w:cs="Calibri" w:eastAsia="Calibri" w:hAnsi="Calibri"/>
+          <w:color w:val="1F2733"/>
+          <w:sz w:val="21"/>
+          <w:szCs w:val="21"/>
+        </w:rPr>
+        <w:t xml:space="preserve"> Земля, вода, кадры, энергия — всего ограниченно. Расти вширь, как США или Китай, Нидерланды не могут; остаётся расти только «вглубь», в сложность.</w:t>
+      </w:r>
+    </w:p>
+    <w:p>
+      <w:pPr>
+        <w:pStyle w:val="Heading3"/>
+        <w:keepNext/>
+        <w:keepLines/>
+        <w:spacing w:after="40" w:before="180"/>
+      </w:pPr>
+      <w:r>
+        <w:rPr>
+          <w:rFonts w:ascii="Calibri" w:cs="Calibri" w:eastAsia="Calibri" w:hAnsi="Calibri"/>
+          <w:b/>
+          <w:bCs/>
+          <w:color w:val="EA580C"/>
+          <w:sz w:val="22"/>
+          <w:szCs w:val="22"/>
+        </w:rPr>
+        <w:t xml:space="preserve">Возможности (O)</w:t>
+      </w:r>
+    </w:p>
+    <w:p>
+      <w:pPr>
+        <w:spacing w:after="90" w:line="276"/>
+        <w:ind w:left="360" w:hanging="220"/>
+      </w:pPr>
+      <w:r>
+        <w:rPr>
+          <w:rFonts w:ascii="Calibri" w:cs="Calibri" w:eastAsia="Calibri" w:hAnsi="Calibri"/>
+          <w:color w:val="2563EB"/>
+          <w:sz w:val="16"/>
+          <w:szCs w:val="16"/>
+        </w:rPr>
+        <w:t xml:space="preserve">■  </w:t>
+      </w:r>
+      <w:r>
+        <w:rPr>
+          <w:rFonts w:ascii="Calibri" w:cs="Calibri" w:eastAsia="Calibri" w:hAnsi="Calibri"/>
+          <w:b/>
+          <w:bCs/>
+          <w:color w:val="14213D"/>
+          <w:sz w:val="21"/>
+          <w:szCs w:val="21"/>
+        </w:rPr>
+        <w:t xml:space="preserve">Повторить «фокус ASML» в квантах.</w:t>
+      </w:r>
+      <w:r>
+        <w:rPr>
+          <w:rFonts w:ascii="Calibri" w:cs="Calibri" w:eastAsia="Calibri" w:hAnsi="Calibri"/>
+          <w:color w:val="1F2733"/>
+          <w:sz w:val="21"/>
+          <w:szCs w:val="21"/>
+        </w:rPr>
+        <w:t xml:space="preserve"> €615 млн в Quantum Delta NL и уже работающий канал Делфт–Гаага — попытка занять новую монопольную нишу до того, как в неё войдут остальные. Кто первый — тот и держит рубильник следующей эпохи.</w:t>
+      </w:r>
+    </w:p>
+    <w:p>
+      <w:pPr>
+        <w:spacing w:after="90" w:line="276"/>
+        <w:ind w:left="360" w:hanging="220"/>
+      </w:pPr>
+      <w:r>
+        <w:rPr>
+          <w:rFonts w:ascii="Calibri" w:cs="Calibri" w:eastAsia="Calibri" w:hAnsi="Calibri"/>
+          <w:color w:val="2563EB"/>
+          <w:sz w:val="16"/>
+          <w:szCs w:val="16"/>
+        </w:rPr>
+        <w:t xml:space="preserve">■  </w:t>
+      </w:r>
+      <w:r>
+        <w:rPr>
+          <w:rFonts w:ascii="Calibri" w:cs="Calibri" w:eastAsia="Calibri" w:hAnsi="Calibri"/>
+          <w:b/>
+          <w:bCs/>
+          <w:color w:val="14213D"/>
+          <w:sz w:val="21"/>
+          <w:szCs w:val="21"/>
+        </w:rPr>
+        <w:t xml:space="preserve">High-NA EUV как новый виток отрыва.</w:t>
+      </w:r>
+      <w:r>
+        <w:rPr>
+          <w:rFonts w:ascii="Calibri" w:cs="Calibri" w:eastAsia="Calibri" w:hAnsi="Calibri"/>
+          <w:color w:val="1F2733"/>
+          <w:sz w:val="21"/>
+          <w:szCs w:val="21"/>
+        </w:rPr>
+        <w:t xml:space="preserve"> Станок за ~$380 млн, на котором Intel уже печатает серию, поднимает планку так высоко, что догнать ASML конкурентам становится ещё дороже и дольше.</w:t>
+      </w:r>
+    </w:p>
+    <w:p>
+      <w:pPr>
+        <w:spacing w:after="90" w:line="276"/>
+        <w:ind w:left="360" w:hanging="220"/>
+      </w:pPr>
+      <w:r>
+        <w:rPr>
+          <w:rFonts w:ascii="Calibri" w:cs="Calibri" w:eastAsia="Calibri" w:hAnsi="Calibri"/>
+          <w:color w:val="2563EB"/>
+          <w:sz w:val="16"/>
+          <w:szCs w:val="16"/>
+        </w:rPr>
+        <w:t xml:space="preserve">■  </w:t>
+      </w:r>
+      <w:r>
+        <w:rPr>
+          <w:rFonts w:ascii="Calibri" w:cs="Calibri" w:eastAsia="Calibri" w:hAnsi="Calibri"/>
+          <w:b/>
+          <w:bCs/>
+          <w:color w:val="14213D"/>
+          <w:sz w:val="21"/>
+          <w:szCs w:val="21"/>
+        </w:rPr>
+        <w:t xml:space="preserve">ИИ-бум — попутный ветер.</w:t>
+      </w:r>
+      <w:r>
+        <w:rPr>
+          <w:rFonts w:ascii="Calibri" w:cs="Calibri" w:eastAsia="Calibri" w:hAnsi="Calibri"/>
+          <w:color w:val="1F2733"/>
+          <w:sz w:val="21"/>
+          <w:szCs w:val="21"/>
+        </w:rPr>
+        <w:t xml:space="preserve"> Каждый новый чип для ИИ печатается на машине из Велдховена. Чем сильнее гонка ИИ в мире, тем прочнее позиция Нидерландов — они продают лопаты всем золотоискателям сразу.</w:t>
+      </w:r>
+    </w:p>
+    <w:p>
+      <w:pPr>
+        <w:spacing w:after="90" w:line="276"/>
+        <w:ind w:left="360" w:hanging="220"/>
+      </w:pPr>
+      <w:r>
+        <w:rPr>
+          <w:rFonts w:ascii="Calibri" w:cs="Calibri" w:eastAsia="Calibri" w:hAnsi="Calibri"/>
+          <w:color w:val="2563EB"/>
+          <w:sz w:val="16"/>
+          <w:szCs w:val="16"/>
+        </w:rPr>
+        <w:t xml:space="preserve">■  </w:t>
+      </w:r>
+      <w:r>
+        <w:rPr>
+          <w:rFonts w:ascii="Calibri" w:cs="Calibri" w:eastAsia="Calibri" w:hAnsi="Calibri"/>
+          <w:b/>
+          <w:bCs/>
+          <w:color w:val="14213D"/>
+          <w:sz w:val="21"/>
+          <w:szCs w:val="21"/>
+        </w:rPr>
+        <w:t xml:space="preserve">Превращение слабостей в технологию.</w:t>
+      </w:r>
+      <w:r>
+        <w:rPr>
+          <w:rFonts w:ascii="Calibri" w:cs="Calibri" w:eastAsia="Calibri" w:hAnsi="Calibri"/>
+          <w:color w:val="1F2733"/>
+          <w:sz w:val="21"/>
+          <w:szCs w:val="21"/>
+        </w:rPr>
+        <w:t xml:space="preserve"> Тепло ЦОД греет теплицы, канальная вода охлаждает серверы — дефицит ресурсов заставляет изобретать замкнутые циклы, которые потом можно продавать как экспортное ноу-хау.</w:t>
+      </w:r>
+    </w:p>
+    <w:p>
+      <w:pPr>
+        <w:spacing w:after="90" w:line="276"/>
+        <w:ind w:left="360" w:hanging="220"/>
+      </w:pPr>
+      <w:r>
+        <w:rPr>
+          <w:rFonts w:ascii="Calibri" w:cs="Calibri" w:eastAsia="Calibri" w:hAnsi="Calibri"/>
+          <w:color w:val="2563EB"/>
+          <w:sz w:val="16"/>
+          <w:szCs w:val="16"/>
+        </w:rPr>
+        <w:t xml:space="preserve">■  </w:t>
+      </w:r>
+      <w:r>
+        <w:rPr>
+          <w:rFonts w:ascii="Calibri" w:cs="Calibri" w:eastAsia="Calibri" w:hAnsi="Calibri"/>
+          <w:b/>
+          <w:bCs/>
+          <w:color w:val="14213D"/>
+          <w:sz w:val="21"/>
+          <w:szCs w:val="21"/>
+        </w:rPr>
+        <w:t xml:space="preserve">Роль незаменимого арбитра ЕС.</w:t>
+      </w:r>
+      <w:r>
+        <w:rPr>
+          <w:rFonts w:ascii="Calibri" w:cs="Calibri" w:eastAsia="Calibri" w:hAnsi="Calibri"/>
+          <w:color w:val="1F2733"/>
+          <w:sz w:val="21"/>
+          <w:szCs w:val="21"/>
+        </w:rPr>
+        <w:t xml:space="preserve"> Контроль над литографией даёт Гааге вес в европейской политике, несопоставимый с размером страны — шанс стать центром европейского технологического суверенитета.</w:t>
+      </w:r>
+    </w:p>
+    <w:p>
+      <w:pPr>
+        <w:pStyle w:val="Heading3"/>
+        <w:keepNext/>
+        <w:keepLines/>
+        <w:spacing w:after="40" w:before="180"/>
+      </w:pPr>
+      <w:r>
+        <w:rPr>
+          <w:rFonts w:ascii="Calibri" w:cs="Calibri" w:eastAsia="Calibri" w:hAnsi="Calibri"/>
+          <w:b/>
+          <w:bCs/>
+          <w:color w:val="EA580C"/>
+          <w:sz w:val="22"/>
+          <w:szCs w:val="22"/>
+        </w:rPr>
+        <w:t xml:space="preserve">Угрозы (T)</w:t>
+      </w:r>
+    </w:p>
+    <w:p>
+      <w:pPr>
+        <w:spacing w:after="90" w:line="276"/>
+        <w:ind w:left="360" w:hanging="220"/>
+      </w:pPr>
+      <w:r>
+        <w:rPr>
+          <w:rFonts w:ascii="Calibri" w:cs="Calibri" w:eastAsia="Calibri" w:hAnsi="Calibri"/>
+          <w:color w:val="7C3AED"/>
+          <w:sz w:val="16"/>
+          <w:szCs w:val="16"/>
+        </w:rPr>
+        <w:t xml:space="preserve">■  </w:t>
+      </w:r>
+      <w:r>
+        <w:rPr>
+          <w:rFonts w:ascii="Calibri" w:cs="Calibri" w:eastAsia="Calibri" w:hAnsi="Calibri"/>
+          <w:b/>
+          <w:bCs/>
+          <w:color w:val="14213D"/>
+          <w:sz w:val="21"/>
+          <w:szCs w:val="21"/>
+        </w:rPr>
+        <w:t xml:space="preserve">Монополия — это и мишень.</w:t>
+      </w:r>
+      <w:r>
+        <w:rPr>
+          <w:rFonts w:ascii="Calibri" w:cs="Calibri" w:eastAsia="Calibri" w:hAnsi="Calibri"/>
+          <w:color w:val="1F2733"/>
+          <w:sz w:val="21"/>
+          <w:szCs w:val="21"/>
+        </w:rPr>
+        <w:t xml:space="preserve"> Чем ценнее рычаг ASML, тем сильнее давление на него со всех сторон: США диктуют, кому продавать, Китай мстит сырьём. Уникальность превращает страну в поле битвы чужих сверхдержав.</w:t>
+      </w:r>
+    </w:p>
+    <w:p>
+      <w:pPr>
+        <w:spacing w:after="90" w:line="276"/>
+        <w:ind w:left="360" w:hanging="220"/>
+      </w:pPr>
+      <w:r>
+        <w:rPr>
+          <w:rFonts w:ascii="Calibri" w:cs="Calibri" w:eastAsia="Calibri" w:hAnsi="Calibri"/>
+          <w:color w:val="7C3AED"/>
+          <w:sz w:val="16"/>
+          <w:szCs w:val="16"/>
+        </w:rPr>
+        <w:t xml:space="preserve">■  </w:t>
+      </w:r>
+      <w:r>
+        <w:rPr>
+          <w:rFonts w:ascii="Calibri" w:cs="Calibri" w:eastAsia="Calibri" w:hAnsi="Calibri"/>
+          <w:b/>
+          <w:bCs/>
+          <w:color w:val="14213D"/>
+          <w:sz w:val="21"/>
+          <w:szCs w:val="21"/>
+        </w:rPr>
+        <w:t xml:space="preserve">Ответ Пекина сырьём.</w:t>
+      </w:r>
+      <w:r>
+        <w:rPr>
+          <w:rFonts w:ascii="Calibri" w:cs="Calibri" w:eastAsia="Calibri" w:hAnsi="Calibri"/>
+          <w:color w:val="1F2733"/>
+          <w:sz w:val="21"/>
+          <w:szCs w:val="21"/>
+        </w:rPr>
+        <w:t xml:space="preserve"> Контроль Китая над ~98% галлия — это симметричный «рубильник» в обратную сторону. Кейс Nexperia уже показал: один блок экспорта — и под угрозой остановки весь автопром ЕС.</w:t>
+      </w:r>
+    </w:p>
+    <w:p>
+      <w:pPr>
+        <w:spacing w:after="90" w:line="276"/>
+        <w:ind w:left="360" w:hanging="220"/>
+      </w:pPr>
+      <w:r>
+        <w:rPr>
+          <w:rFonts w:ascii="Calibri" w:cs="Calibri" w:eastAsia="Calibri" w:hAnsi="Calibri"/>
+          <w:color w:val="7C3AED"/>
+          <w:sz w:val="16"/>
+          <w:szCs w:val="16"/>
+        </w:rPr>
+        <w:t xml:space="preserve">■  </w:t>
+      </w:r>
+      <w:r>
+        <w:rPr>
+          <w:rFonts w:ascii="Calibri" w:cs="Calibri" w:eastAsia="Calibri" w:hAnsi="Calibri"/>
+          <w:b/>
+          <w:bCs/>
+          <w:color w:val="14213D"/>
+          <w:sz w:val="21"/>
+          <w:szCs w:val="21"/>
+        </w:rPr>
+        <w:t xml:space="preserve">Риск чрезмерного госвмешательства.</w:t>
+      </w:r>
+      <w:r>
+        <w:rPr>
+          <w:rFonts w:ascii="Calibri" w:cs="Calibri" w:eastAsia="Calibri" w:hAnsi="Calibri"/>
+          <w:color w:val="1F2733"/>
+          <w:sz w:val="21"/>
+          <w:szCs w:val="21"/>
+        </w:rPr>
+        <w:t xml:space="preserve"> Применение закона 1952 года к Nexperia сработало, но создало прецедент: инвесторы могут начать бояться, что и их актив однажды заберут «в интересах государства».</w:t>
+      </w:r>
+    </w:p>
+    <w:p>
+      <w:pPr>
+        <w:spacing w:after="90" w:line="276"/>
+        <w:ind w:left="360" w:hanging="220"/>
+      </w:pPr>
+      <w:r>
+        <w:rPr>
+          <w:rFonts w:ascii="Calibri" w:cs="Calibri" w:eastAsia="Calibri" w:hAnsi="Calibri"/>
+          <w:color w:val="7C3AED"/>
+          <w:sz w:val="16"/>
+          <w:szCs w:val="16"/>
+        </w:rPr>
+        <w:t xml:space="preserve">■  </w:t>
+      </w:r>
+      <w:r>
+        <w:rPr>
+          <w:rFonts w:ascii="Calibri" w:cs="Calibri" w:eastAsia="Calibri" w:hAnsi="Calibri"/>
+          <w:b/>
+          <w:bCs/>
+          <w:color w:val="14213D"/>
+          <w:sz w:val="21"/>
+          <w:szCs w:val="21"/>
+        </w:rPr>
+        <w:t xml:space="preserve">Гонку можно проиграть на энергии, а не на технологии.</w:t>
+      </w:r>
+      <w:r>
+        <w:rPr>
+          <w:rFonts w:ascii="Calibri" w:cs="Calibri" w:eastAsia="Calibri" w:hAnsi="Calibri"/>
+          <w:color w:val="1F2733"/>
+          <w:sz w:val="21"/>
+          <w:szCs w:val="21"/>
+        </w:rPr>
+        <w:t xml:space="preserve"> Если сеть не расшить, конкуренты с дешёвым электричеством перехватят дата-центры и ИИ-мощности — страна проиграет не в лаборатории, а в инфраструктуре.</w:t>
+      </w:r>
+    </w:p>
+    <w:p>
+      <w:pPr>
+        <w:spacing w:after="90" w:line="276"/>
+        <w:ind w:left="360" w:hanging="220"/>
+      </w:pPr>
+      <w:r>
+        <w:rPr>
+          <w:rFonts w:ascii="Calibri" w:cs="Calibri" w:eastAsia="Calibri" w:hAnsi="Calibri"/>
+          <w:color w:val="7C3AED"/>
+          <w:sz w:val="16"/>
+          <w:szCs w:val="16"/>
+        </w:rPr>
+        <w:t xml:space="preserve">■  </w:t>
+      </w:r>
+      <w:r>
+        <w:rPr>
+          <w:rFonts w:ascii="Calibri" w:cs="Calibri" w:eastAsia="Calibri" w:hAnsi="Calibri"/>
+          <w:b/>
+          <w:bCs/>
+          <w:color w:val="14213D"/>
+          <w:sz w:val="21"/>
+          <w:szCs w:val="21"/>
+        </w:rPr>
+        <w:t xml:space="preserve">Догоняющие с господдержкой.</w:t>
+      </w:r>
+      <w:r>
+        <w:rPr>
+          <w:rFonts w:ascii="Calibri" w:cs="Calibri" w:eastAsia="Calibri" w:hAnsi="Calibri"/>
+          <w:color w:val="1F2733"/>
+          <w:sz w:val="21"/>
+          <w:szCs w:val="21"/>
+        </w:rPr>
+        <w:t xml:space="preserve"> EU Chips Act, субсидии США и многолетние вливания Китая — все хотят свою литографию. Монополия ASML не вечна: её главная защита, время и сложность, работает лишь пока конкуренты не залили нишу деньгами.</w:t>
+      </w:r>
+    </w:p>
+    <w:p>
+      <w:pPr>
+        <w:pStyle w:val="Heading2"/>
+        <w:keepNext/>
+        <w:keepLines/>
+        <w:spacing w:after="60" w:before="240"/>
+      </w:pPr>
+      <w:r>
+        <w:rPr>
+          <w:rFonts w:ascii="Calibri" w:cs="Calibri" w:eastAsia="Calibri" w:hAnsi="Calibri"/>
+          <w:b/>
+          <w:bCs/>
+          <w:color w:val="14213D"/>
+          <w:sz w:val="26"/>
+          <w:szCs w:val="26"/>
+        </w:rPr>
+        <w:t xml:space="preserve">Карта рисков: где тонко</w:t>
       </w:r>
     </w:p>
     <w:p>
@@ -15812,7 +16926,958 @@
           <w:sz w:val="21"/>
           <w:szCs w:val="21"/>
         </w:rPr>
-        <w:t xml:space="preserve">Но у этой силы есть и хрупкая сторона. Быть незаменимым узлом мировой цепочки — значит оказаться прямо на линии огня в чужих конфликтах: то США требуют закрыть экспорт в Китай, то Пекин в ответ перекрывает поставки, ставя под удар европейский автопром. А физические пределы малой страны — забитые электросети, дефицит земли, чувствительность к воде — не позволяют бесконечно масштабировать успех. Нидерланды словно балансируют на канате: с одной стороны — статус глобального технологического лидера и растущий на волне искусственного интеллекта спрос, с другой — реальность маленькой территории, которая уже сегодня говорит «стоп».</w:t>
+        <w:t xml:space="preserve">У всякой силы есть обратная сторона, и здесь работает простое правило: </w:t>
+      </w:r>
+      <w:r>
+        <w:rPr>
+          <w:rFonts w:ascii="Calibri" w:cs="Calibri" w:eastAsia="Calibri" w:hAnsi="Calibri"/>
+          <w:b/>
+          <w:bCs/>
+          <w:color w:val="14213D"/>
+          <w:sz w:val="21"/>
+          <w:szCs w:val="21"/>
+        </w:rPr>
+        <w:t xml:space="preserve">чем важнее узел, тем больнее его слабые места</w:t>
+      </w:r>
+      <w:r>
+        <w:rPr>
+          <w:rFonts w:ascii="Calibri" w:cs="Calibri" w:eastAsia="Calibri" w:hAnsi="Calibri"/>
+          <w:color w:val="1F2733"/>
+          <w:sz w:val="21"/>
+          <w:szCs w:val="21"/>
+        </w:rPr>
+        <w:t xml:space="preserve">. Именно потому, что через Нидерланды проходит вся передовая электроника мира, любая местная проблема — забитая розетка, спор о воде, ссора двух великих держав — мгновенно перестаёт быть местной и бьёт по всей планете. Ниже — карта главных рисков: насколько каждый вероятен, чем грозит и что уже делают, чтобы его пригасить. Общий вывод из таблицы прост: большинство угроз для страны — </w:t>
+      </w:r>
+      <w:r>
+        <w:rPr>
+          <w:rFonts w:ascii="Calibri" w:cs="Calibri" w:eastAsia="Calibri" w:hAnsi="Calibri"/>
+          <w:b/>
+          <w:bCs/>
+          <w:color w:val="14213D"/>
+          <w:sz w:val="21"/>
+          <w:szCs w:val="21"/>
+        </w:rPr>
+        <w:t xml:space="preserve">не технологические, а физические и политические</w:t>
+      </w:r>
+      <w:r>
+        <w:rPr>
+          <w:rFonts w:ascii="Calibri" w:cs="Calibri" w:eastAsia="Calibri" w:hAnsi="Calibri"/>
+          <w:color w:val="1F2733"/>
+          <w:sz w:val="21"/>
+          <w:szCs w:val="21"/>
+        </w:rPr>
+        <w:t xml:space="preserve">. Догнать ASML по литографии почти невозможно, а вот перегрузить её электросеть или втянуть в чужую войну — легко.</w:t>
+      </w:r>
+    </w:p>
+    <w:tbl>
+      <w:tblPr>
+        <w:tblW w:type="dxa" w:w="9360"/>
+        <w:tblBorders>
+          <w:top w:val="single" w:color="D9DEE7" w:sz="4"/>
+          <w:left w:val="none"/>
+          <w:bottom w:val="single" w:color="D9DEE7" w:sz="4"/>
+          <w:right w:val="none"/>
+          <w:insideH w:val="single" w:color="D9DEE7" w:sz="4"/>
+          <w:insideV w:val="single" w:color="FFFFFF" w:sz="4"/>
+        </w:tblBorders>
+      </w:tblPr>
+      <w:tblGrid>
+        <w:gridCol w:w="2600"/>
+        <w:gridCol w:w="1700"/>
+        <w:gridCol w:w="2560"/>
+        <w:gridCol w:w="2500"/>
+      </w:tblGrid>
+      <w:tr>
+        <w:trPr>
+          <w:tblHeader/>
+        </w:trPr>
+        <w:tc>
+          <w:tcPr>
+            <w:tcW w:type="dxa" w:w="2600"/>
+            <w:shd w:fill="14213D" w:color="auto" w:val="clear"/>
+            <w:tcMar>
+              <w:top w:type="dxa" w:w="90"/>
+              <w:left w:type="dxa" w:w="130"/>
+              <w:bottom w:type="dxa" w:w="90"/>
+              <w:right w:type="dxa" w:w="130"/>
+            </w:tcMar>
+          </w:tcPr>
+          <w:p>
+            <w:r>
+              <w:rPr>
+                <w:rFonts w:ascii="Calibri" w:cs="Calibri" w:eastAsia="Calibri" w:hAnsi="Calibri"/>
+                <w:b/>
+                <w:bCs/>
+                <w:color w:val="FFFFFF"/>
+                <w:sz w:val="19"/>
+                <w:szCs w:val="19"/>
+              </w:rPr>
+              <w:t xml:space="preserve">Риск</w:t>
+            </w:r>
+          </w:p>
+        </w:tc>
+        <w:tc>
+          <w:tcPr>
+            <w:tcW w:type="dxa" w:w="1700"/>
+            <w:shd w:fill="14213D" w:color="auto" w:val="clear"/>
+            <w:tcMar>
+              <w:top w:type="dxa" w:w="90"/>
+              <w:left w:type="dxa" w:w="130"/>
+              <w:bottom w:type="dxa" w:w="90"/>
+              <w:right w:type="dxa" w:w="130"/>
+            </w:tcMar>
+          </w:tcPr>
+          <w:p>
+            <w:r>
+              <w:rPr>
+                <w:rFonts w:ascii="Calibri" w:cs="Calibri" w:eastAsia="Calibri" w:hAnsi="Calibri"/>
+                <w:b/>
+                <w:bCs/>
+                <w:color w:val="FFFFFF"/>
+                <w:sz w:val="19"/>
+                <w:szCs w:val="19"/>
+              </w:rPr>
+              <w:t xml:space="preserve">Насколько вероятен</w:t>
+            </w:r>
+          </w:p>
+        </w:tc>
+        <w:tc>
+          <w:tcPr>
+            <w:tcW w:type="dxa" w:w="2560"/>
+            <w:shd w:fill="14213D" w:color="auto" w:val="clear"/>
+            <w:tcMar>
+              <w:top w:type="dxa" w:w="90"/>
+              <w:left w:type="dxa" w:w="130"/>
+              <w:bottom w:type="dxa" w:w="90"/>
+              <w:right w:type="dxa" w:w="130"/>
+            </w:tcMar>
+          </w:tcPr>
+          <w:p>
+            <w:r>
+              <w:rPr>
+                <w:rFonts w:ascii="Calibri" w:cs="Calibri" w:eastAsia="Calibri" w:hAnsi="Calibri"/>
+                <w:b/>
+                <w:bCs/>
+                <w:color w:val="FFFFFF"/>
+                <w:sz w:val="19"/>
+                <w:szCs w:val="19"/>
+              </w:rPr>
+              <w:t xml:space="preserve">Чем грозит</w:t>
+            </w:r>
+          </w:p>
+        </w:tc>
+        <w:tc>
+          <w:tcPr>
+            <w:tcW w:type="dxa" w:w="2500"/>
+            <w:shd w:fill="14213D" w:color="auto" w:val="clear"/>
+            <w:tcMar>
+              <w:top w:type="dxa" w:w="90"/>
+              <w:left w:type="dxa" w:w="130"/>
+              <w:bottom w:type="dxa" w:w="90"/>
+              <w:right w:type="dxa" w:w="130"/>
+            </w:tcMar>
+          </w:tcPr>
+          <w:p>
+            <w:r>
+              <w:rPr>
+                <w:rFonts w:ascii="Calibri" w:cs="Calibri" w:eastAsia="Calibri" w:hAnsi="Calibri"/>
+                <w:b/>
+                <w:bCs/>
+                <w:color w:val="FFFFFF"/>
+                <w:sz w:val="19"/>
+                <w:szCs w:val="19"/>
+              </w:rPr>
+              <w:t xml:space="preserve">Что делают, чтобы снизить</w:t>
+            </w:r>
+          </w:p>
+        </w:tc>
+      </w:tr>
+      <w:tr>
+        <w:tc>
+          <w:tcPr>
+            <w:tcW w:type="dxa" w:w="2600"/>
+            <w:shd w:fill="F4F7FB" w:color="auto" w:val="clear"/>
+            <w:tcMar>
+              <w:top w:type="dxa" w:w="80"/>
+              <w:left w:type="dxa" w:w="130"/>
+              <w:bottom w:type="dxa" w:w="80"/>
+              <w:right w:type="dxa" w:w="130"/>
+            </w:tcMar>
+            <w:vAlign w:val="center"/>
+          </w:tcPr>
+          <w:p>
+            <w:r>
+              <w:rPr>
+                <w:rFonts w:ascii="Calibri" w:cs="Calibri" w:eastAsia="Calibri" w:hAnsi="Calibri"/>
+                <w:b/>
+                <w:bCs/>
+                <w:color w:val="26303C"/>
+                <w:sz w:val="18"/>
+                <w:szCs w:val="18"/>
+              </w:rPr>
+              <w:t xml:space="preserve">Мир зависит от одной ASML</w:t>
+            </w:r>
+            <w:r>
+              <w:rPr>
+                <w:rFonts w:ascii="Calibri" w:cs="Calibri" w:eastAsia="Calibri" w:hAnsi="Calibri"/>
+                <w:color w:val="26303C"/>
+                <w:sz w:val="18"/>
+                <w:szCs w:val="18"/>
+              </w:rPr>
+              <w:t xml:space="preserve"> — единственная точка отказа для всей передовой электроники</w:t>
+            </w:r>
+          </w:p>
+        </w:tc>
+        <w:tc>
+          <w:tcPr>
+            <w:tcW w:type="dxa" w:w="1700"/>
+            <w:shd w:fill="F4F7FB" w:color="auto" w:val="clear"/>
+            <w:tcMar>
+              <w:top w:type="dxa" w:w="80"/>
+              <w:left w:type="dxa" w:w="130"/>
+              <w:bottom w:type="dxa" w:w="80"/>
+              <w:right w:type="dxa" w:w="130"/>
+            </w:tcMar>
+            <w:vAlign w:val="center"/>
+          </w:tcPr>
+          <w:p>
+            <w:r>
+              <w:rPr>
+                <w:rFonts w:ascii="Calibri" w:cs="Calibri" w:eastAsia="Calibri" w:hAnsi="Calibri"/>
+                <w:color w:val="26303C"/>
+                <w:sz w:val="18"/>
+                <w:szCs w:val="18"/>
+              </w:rPr>
+              <w:t xml:space="preserve">Средний. Завод работает, но любой сбой (пожар, забастовка, катастрофа) на одной площадке в Велдховене не подстрахован ничем — дублёра в мире нет</w:t>
+            </w:r>
+          </w:p>
+        </w:tc>
+        <w:tc>
+          <w:tcPr>
+            <w:tcW w:type="dxa" w:w="2560"/>
+            <w:shd w:fill="F4F7FB" w:color="auto" w:val="clear"/>
+            <w:tcMar>
+              <w:top w:type="dxa" w:w="80"/>
+              <w:left w:type="dxa" w:w="130"/>
+              <w:bottom w:type="dxa" w:w="80"/>
+              <w:right w:type="dxa" w:w="130"/>
+            </w:tcMar>
+            <w:vAlign w:val="center"/>
+          </w:tcPr>
+          <w:p>
+            <w:r>
+              <w:rPr>
+                <w:rFonts w:ascii="Calibri" w:cs="Calibri" w:eastAsia="Calibri" w:hAnsi="Calibri"/>
+                <w:color w:val="26303C"/>
+                <w:sz w:val="18"/>
+                <w:szCs w:val="18"/>
+              </w:rPr>
+              <w:t xml:space="preserve">Остановка выпуска EUV = заморозка прогресса всей мировой микроэлектроники. Некому подхватить: конкурента не существует</w:t>
+            </w:r>
+          </w:p>
+        </w:tc>
+        <w:tc>
+          <w:tcPr>
+            <w:tcW w:type="dxa" w:w="2500"/>
+            <w:shd w:fill="F4F7FB" w:color="auto" w:val="clear"/>
+            <w:tcMar>
+              <w:top w:type="dxa" w:w="80"/>
+              <w:left w:type="dxa" w:w="130"/>
+              <w:bottom w:type="dxa" w:w="80"/>
+              <w:right w:type="dxa" w:w="130"/>
+            </w:tcMar>
+            <w:vAlign w:val="center"/>
+          </w:tcPr>
+          <w:p>
+            <w:r>
+              <w:rPr>
+                <w:rFonts w:ascii="Calibri" w:cs="Calibri" w:eastAsia="Calibri" w:hAnsi="Calibri"/>
+                <w:color w:val="26303C"/>
+                <w:sz w:val="18"/>
+                <w:szCs w:val="18"/>
+              </w:rPr>
+              <w:t xml:space="preserve">Резервных производств нет. ASML растит вторую площадку в Эйндховене и распределяет риск по ~5 000 поставщикам, но само «горлышко» остаётся одно</w:t>
+            </w:r>
+          </w:p>
+        </w:tc>
+      </w:tr>
+      <w:tr>
+        <w:tc>
+          <w:tcPr>
+            <w:tcW w:type="dxa" w:w="2600"/>
+            <w:shd w:fill="FFFFFF" w:color="auto" w:val="clear"/>
+            <w:tcMar>
+              <w:top w:type="dxa" w:w="80"/>
+              <w:left w:type="dxa" w:w="130"/>
+              <w:bottom w:type="dxa" w:w="80"/>
+              <w:right w:type="dxa" w:w="130"/>
+            </w:tcMar>
+            <w:vAlign w:val="center"/>
+          </w:tcPr>
+          <w:p>
+            <w:r>
+              <w:rPr>
+                <w:rFonts w:ascii="Calibri" w:cs="Calibri" w:eastAsia="Calibri" w:hAnsi="Calibri"/>
+                <w:b/>
+                <w:bCs/>
+                <w:color w:val="26303C"/>
+                <w:sz w:val="18"/>
+                <w:szCs w:val="18"/>
+              </w:rPr>
+              <w:t xml:space="preserve">Геополитика США-Китай</w:t>
+            </w:r>
+            <w:r>
+              <w:rPr>
+                <w:rFonts w:ascii="Calibri" w:cs="Calibri" w:eastAsia="Calibri" w:hAnsi="Calibri"/>
+                <w:color w:val="26303C"/>
+                <w:sz w:val="18"/>
+                <w:szCs w:val="18"/>
+              </w:rPr>
+              <w:t xml:space="preserve"> — потеря китайского рынка и ответное перекрытие сырья</w:t>
+            </w:r>
+          </w:p>
+        </w:tc>
+        <w:tc>
+          <w:tcPr>
+            <w:tcW w:type="dxa" w:w="1700"/>
+            <w:shd w:fill="FFFFFF" w:color="auto" w:val="clear"/>
+            <w:tcMar>
+              <w:top w:type="dxa" w:w="80"/>
+              <w:left w:type="dxa" w:w="130"/>
+              <w:bottom w:type="dxa" w:w="80"/>
+              <w:right w:type="dxa" w:w="130"/>
+            </w:tcMar>
+            <w:vAlign w:val="center"/>
+          </w:tcPr>
+          <w:p>
+            <w:r>
+              <w:rPr>
+                <w:rFonts w:ascii="Calibri" w:cs="Calibri" w:eastAsia="Calibri" w:hAnsi="Calibri"/>
+                <w:color w:val="26303C"/>
+                <w:sz w:val="18"/>
+                <w:szCs w:val="18"/>
+              </w:rPr>
+              <w:t xml:space="preserve">Высокий. Уже происходит: EUV в Китай под запретом, контроль ползёт и на DUV</w:t>
+            </w:r>
+          </w:p>
+        </w:tc>
+        <w:tc>
+          <w:tcPr>
+            <w:tcW w:type="dxa" w:w="2560"/>
+            <w:shd w:fill="FFFFFF" w:color="auto" w:val="clear"/>
+            <w:tcMar>
+              <w:top w:type="dxa" w:w="80"/>
+              <w:left w:type="dxa" w:w="130"/>
+              <w:bottom w:type="dxa" w:w="80"/>
+              <w:right w:type="dxa" w:w="130"/>
+            </w:tcMar>
+            <w:vAlign w:val="center"/>
+          </w:tcPr>
+          <w:p>
+            <w:r>
+              <w:rPr>
+                <w:rFonts w:ascii="Calibri" w:cs="Calibri" w:eastAsia="Calibri" w:hAnsi="Calibri"/>
+                <w:color w:val="26303C"/>
+                <w:sz w:val="18"/>
+                <w:szCs w:val="18"/>
+              </w:rPr>
+              <w:t xml:space="preserve">Двойной удар по ASML: доля Китая в выручке падает с ~36% (2024) до ~20% (2026). А в ответ Пекин держит ~98% галлия — может перекрыть сырьё всей отрасли</w:t>
+            </w:r>
+          </w:p>
+        </w:tc>
+        <w:tc>
+          <w:tcPr>
+            <w:tcW w:type="dxa" w:w="2500"/>
+            <w:shd w:fill="FFFFFF" w:color="auto" w:val="clear"/>
+            <w:tcMar>
+              <w:top w:type="dxa" w:w="80"/>
+              <w:left w:type="dxa" w:w="130"/>
+              <w:bottom w:type="dxa" w:w="80"/>
+              <w:right w:type="dxa" w:w="130"/>
+            </w:tcMar>
+            <w:vAlign w:val="center"/>
+          </w:tcPr>
+          <w:p>
+            <w:r>
+              <w:rPr>
+                <w:rFonts w:ascii="Calibri" w:cs="Calibri" w:eastAsia="Calibri" w:hAnsi="Calibri"/>
+                <w:color w:val="26303C"/>
+                <w:sz w:val="18"/>
+                <w:szCs w:val="18"/>
+              </w:rPr>
+              <w:t xml:space="preserve">Диверсификация клиентов (спрос на ИИ-чипы замещает Китай); EU Chips Act (€43+ млрд) ищет своё сырьё и заводы. Полностью безопасного хода нет — бьют по обеим сторонам</w:t>
+            </w:r>
+          </w:p>
+        </w:tc>
+      </w:tr>
+      <w:tr>
+        <w:tc>
+          <w:tcPr>
+            <w:tcW w:type="dxa" w:w="2600"/>
+            <w:shd w:fill="F4F7FB" w:color="auto" w:val="clear"/>
+            <w:tcMar>
+              <w:top w:type="dxa" w:w="80"/>
+              <w:left w:type="dxa" w:w="130"/>
+              <w:bottom w:type="dxa" w:w="80"/>
+              <w:right w:type="dxa" w:w="130"/>
+            </w:tcMar>
+            <w:vAlign w:val="center"/>
+          </w:tcPr>
+          <w:p>
+            <w:r>
+              <w:rPr>
+                <w:rFonts w:ascii="Calibri" w:cs="Calibri" w:eastAsia="Calibri" w:hAnsi="Calibri"/>
+                <w:b/>
+                <w:bCs/>
+                <w:color w:val="26303C"/>
+                <w:sz w:val="18"/>
+                <w:szCs w:val="18"/>
+              </w:rPr>
+              <w:t xml:space="preserve">Перегрузка электросети</w:t>
+            </w:r>
+            <w:r>
+              <w:rPr>
+                <w:rFonts w:ascii="Calibri" w:cs="Calibri" w:eastAsia="Calibri" w:hAnsi="Calibri"/>
+                <w:color w:val="26303C"/>
+                <w:sz w:val="18"/>
+                <w:szCs w:val="18"/>
+              </w:rPr>
+              <w:t xml:space="preserve"> (netcongestie) — очередь на подключение до 2035 года</w:t>
+            </w:r>
+          </w:p>
+        </w:tc>
+        <w:tc>
+          <w:tcPr>
+            <w:tcW w:type="dxa" w:w="1700"/>
+            <w:shd w:fill="F4F7FB" w:color="auto" w:val="clear"/>
+            <w:tcMar>
+              <w:top w:type="dxa" w:w="80"/>
+              <w:left w:type="dxa" w:w="130"/>
+              <w:bottom w:type="dxa" w:w="80"/>
+              <w:right w:type="dxa" w:w="130"/>
+            </w:tcMar>
+            <w:vAlign w:val="center"/>
+          </w:tcPr>
+          <w:p>
+            <w:r>
+              <w:rPr>
+                <w:rFonts w:ascii="Calibri" w:cs="Calibri" w:eastAsia="Calibri" w:hAnsi="Calibri"/>
+                <w:color w:val="26303C"/>
+                <w:sz w:val="18"/>
+                <w:szCs w:val="18"/>
+              </w:rPr>
+              <w:t xml:space="preserve">Высокий. Уже реальность: ~14 000 компаний в очереди, часть Сев. Голландии без новых мощностей до ~2035</w:t>
+            </w:r>
+          </w:p>
+        </w:tc>
+        <w:tc>
+          <w:tcPr>
+            <w:tcW w:type="dxa" w:w="2560"/>
+            <w:shd w:fill="F4F7FB" w:color="auto" w:val="clear"/>
+            <w:tcMar>
+              <w:top w:type="dxa" w:w="80"/>
+              <w:left w:type="dxa" w:w="130"/>
+              <w:bottom w:type="dxa" w:w="80"/>
+              <w:right w:type="dxa" w:w="130"/>
+            </w:tcMar>
+            <w:vAlign w:val="center"/>
+          </w:tcPr>
+          <w:p>
+            <w:r>
+              <w:rPr>
+                <w:rFonts w:ascii="Calibri" w:cs="Calibri" w:eastAsia="Calibri" w:hAnsi="Calibri"/>
+                <w:color w:val="26303C"/>
+                <w:sz w:val="18"/>
+                <w:szCs w:val="18"/>
+              </w:rPr>
+              <w:t xml:space="preserve">Рост упирается не в идеи, а в киловатты. Новые заводы и дата-центры физически некуда подключить — страна рискует затормозить сама себя</w:t>
+            </w:r>
+          </w:p>
+        </w:tc>
+        <w:tc>
+          <w:tcPr>
+            <w:tcW w:type="dxa" w:w="2500"/>
+            <w:shd w:fill="F4F7FB" w:color="auto" w:val="clear"/>
+            <w:tcMar>
+              <w:top w:type="dxa" w:w="80"/>
+              <w:left w:type="dxa" w:w="130"/>
+              <w:bottom w:type="dxa" w:w="80"/>
+              <w:right w:type="dxa" w:w="130"/>
+            </w:tcMar>
+            <w:vAlign w:val="center"/>
+          </w:tcPr>
+          <w:p>
+            <w:r>
+              <w:rPr>
+                <w:rFonts w:ascii="Calibri" w:cs="Calibri" w:eastAsia="Calibri" w:hAnsi="Calibri"/>
+                <w:color w:val="26303C"/>
+                <w:sz w:val="18"/>
+                <w:szCs w:val="18"/>
+              </w:rPr>
+              <w:t xml:space="preserve">Оператор TenneT вкладывает до €8 млрд в год в сети; мораторий на новые ЦОД в Амстердаме; гиперскейлы пускают только туда, где есть ветер и свободные провода</w:t>
+            </w:r>
+          </w:p>
+        </w:tc>
+      </w:tr>
+      <w:tr>
+        <w:tc>
+          <w:tcPr>
+            <w:tcW w:type="dxa" w:w="2600"/>
+            <w:shd w:fill="FFFFFF" w:color="auto" w:val="clear"/>
+            <w:tcMar>
+              <w:top w:type="dxa" w:w="80"/>
+              <w:left w:type="dxa" w:w="130"/>
+              <w:bottom w:type="dxa" w:w="80"/>
+              <w:right w:type="dxa" w:w="130"/>
+            </w:tcMar>
+            <w:vAlign w:val="center"/>
+          </w:tcPr>
+          <w:p>
+            <w:r>
+              <w:rPr>
+                <w:rFonts w:ascii="Calibri" w:cs="Calibri" w:eastAsia="Calibri" w:hAnsi="Calibri"/>
+                <w:b/>
+                <w:bCs/>
+                <w:color w:val="26303C"/>
+                <w:sz w:val="18"/>
+                <w:szCs w:val="18"/>
+              </w:rPr>
+              <w:t xml:space="preserve">Дефицит воды и земли</w:t>
+            </w:r>
+            <w:r>
+              <w:rPr>
+                <w:rFonts w:ascii="Calibri" w:cs="Calibri" w:eastAsia="Calibri" w:hAnsi="Calibri"/>
+                <w:color w:val="26303C"/>
+                <w:sz w:val="18"/>
+                <w:szCs w:val="18"/>
+              </w:rPr>
+              <w:t xml:space="preserve"> — крошечная территория и чувствительность к воде</w:t>
+            </w:r>
+          </w:p>
+        </w:tc>
+        <w:tc>
+          <w:tcPr>
+            <w:tcW w:type="dxa" w:w="1700"/>
+            <w:shd w:fill="FFFFFF" w:color="auto" w:val="clear"/>
+            <w:tcMar>
+              <w:top w:type="dxa" w:w="80"/>
+              <w:left w:type="dxa" w:w="130"/>
+              <w:bottom w:type="dxa" w:w="80"/>
+              <w:right w:type="dxa" w:w="130"/>
+            </w:tcMar>
+            <w:vAlign w:val="center"/>
+          </w:tcPr>
+          <w:p>
+            <w:r>
+              <w:rPr>
+                <w:rFonts w:ascii="Calibri" w:cs="Calibri" w:eastAsia="Calibri" w:hAnsi="Calibri"/>
+                <w:color w:val="26303C"/>
+                <w:sz w:val="18"/>
+                <w:szCs w:val="18"/>
+              </w:rPr>
+              <w:t xml:space="preserve">Средний. Скандал с 84 млн литров питьевой воды уже был; территория ограничена физически</w:t>
+            </w:r>
+          </w:p>
+        </w:tc>
+        <w:tc>
+          <w:tcPr>
+            <w:tcW w:type="dxa" w:w="2560"/>
+            <w:shd w:fill="FFFFFF" w:color="auto" w:val="clear"/>
+            <w:tcMar>
+              <w:top w:type="dxa" w:w="80"/>
+              <w:left w:type="dxa" w:w="130"/>
+              <w:bottom w:type="dxa" w:w="80"/>
+              <w:right w:type="dxa" w:w="130"/>
+            </w:tcMar>
+            <w:vAlign w:val="center"/>
+          </w:tcPr>
+          <w:p>
+            <w:r>
+              <w:rPr>
+                <w:rFonts w:ascii="Calibri" w:cs="Calibri" w:eastAsia="Calibri" w:hAnsi="Calibri"/>
+                <w:color w:val="26303C"/>
+                <w:sz w:val="18"/>
+                <w:szCs w:val="18"/>
+              </w:rPr>
+              <w:t xml:space="preserve">Общественный протест и запреты тормозят инвестиции (проект Meta в Зеевольде отменён парламентом). Расти «вширь» больше нельзя</w:t>
+            </w:r>
+          </w:p>
+        </w:tc>
+        <w:tc>
+          <w:tcPr>
+            <w:tcW w:type="dxa" w:w="2500"/>
+            <w:shd w:fill="FFFFFF" w:color="auto" w:val="clear"/>
+            <w:tcMar>
+              <w:top w:type="dxa" w:w="80"/>
+              <w:left w:type="dxa" w:w="130"/>
+              <w:bottom w:type="dxa" w:w="80"/>
+              <w:right w:type="dxa" w:w="130"/>
+            </w:tcMar>
+            <w:vAlign w:val="center"/>
+          </w:tcPr>
+          <w:p>
+            <w:r>
+              <w:rPr>
+                <w:rFonts w:ascii="Calibri" w:cs="Calibri" w:eastAsia="Calibri" w:hAnsi="Calibri"/>
+                <w:color w:val="26303C"/>
+                <w:sz w:val="18"/>
+                <w:szCs w:val="18"/>
+              </w:rPr>
+              <w:t xml:space="preserve">Мораторий на большие ЦОД с 2024 года (только 2 зоны); переход на охлаждение переработанной водой (28-км труба Google) вместо питьевой</w:t>
+            </w:r>
+          </w:p>
+        </w:tc>
+      </w:tr>
+      <w:tr>
+        <w:tc>
+          <w:tcPr>
+            <w:tcW w:type="dxa" w:w="2600"/>
+            <w:shd w:fill="F4F7FB" w:color="auto" w:val="clear"/>
+            <w:tcMar>
+              <w:top w:type="dxa" w:w="80"/>
+              <w:left w:type="dxa" w:w="130"/>
+              <w:bottom w:type="dxa" w:w="80"/>
+              <w:right w:type="dxa" w:w="130"/>
+            </w:tcMar>
+            <w:vAlign w:val="center"/>
+          </w:tcPr>
+          <w:p>
+            <w:r>
+              <w:rPr>
+                <w:rFonts w:ascii="Calibri" w:cs="Calibri" w:eastAsia="Calibri" w:hAnsi="Calibri"/>
+                <w:b/>
+                <w:bCs/>
+                <w:color w:val="26303C"/>
+                <w:sz w:val="18"/>
+                <w:szCs w:val="18"/>
+              </w:rPr>
+              <w:t xml:space="preserve">Нехватка кадров и жилья в Брейнпорте</w:t>
+            </w:r>
+            <w:r>
+              <w:rPr>
+                <w:rFonts w:ascii="Calibri" w:cs="Calibri" w:eastAsia="Calibri" w:hAnsi="Calibri"/>
+                <w:color w:val="26303C"/>
+                <w:sz w:val="18"/>
+                <w:szCs w:val="18"/>
+              </w:rPr>
+              <w:t xml:space="preserve"> — инженерам негде жить</w:t>
+            </w:r>
+          </w:p>
+        </w:tc>
+        <w:tc>
+          <w:tcPr>
+            <w:tcW w:type="dxa" w:w="1700"/>
+            <w:shd w:fill="F4F7FB" w:color="auto" w:val="clear"/>
+            <w:tcMar>
+              <w:top w:type="dxa" w:w="80"/>
+              <w:left w:type="dxa" w:w="130"/>
+              <w:bottom w:type="dxa" w:w="80"/>
+              <w:right w:type="dxa" w:w="130"/>
+            </w:tcMar>
+            <w:vAlign w:val="center"/>
+          </w:tcPr>
+          <w:p>
+            <w:r>
+              <w:rPr>
+                <w:rFonts w:ascii="Calibri" w:cs="Calibri" w:eastAsia="Calibri" w:hAnsi="Calibri"/>
+                <w:color w:val="26303C"/>
+                <w:sz w:val="18"/>
+                <w:szCs w:val="18"/>
+              </w:rPr>
+              <w:t xml:space="preserve">Средний. ASML открыто намекала, что часть роста может уйти за границу</w:t>
+            </w:r>
+          </w:p>
+        </w:tc>
+        <w:tc>
+          <w:tcPr>
+            <w:tcW w:type="dxa" w:w="2560"/>
+            <w:shd w:fill="F4F7FB" w:color="auto" w:val="clear"/>
+            <w:tcMar>
+              <w:top w:type="dxa" w:w="80"/>
+              <w:left w:type="dxa" w:w="130"/>
+              <w:bottom w:type="dxa" w:w="80"/>
+              <w:right w:type="dxa" w:w="130"/>
+            </w:tcMar>
+            <w:vAlign w:val="center"/>
+          </w:tcPr>
+          <w:p>
+            <w:r>
+              <w:rPr>
+                <w:rFonts w:ascii="Calibri" w:cs="Calibri" w:eastAsia="Calibri" w:hAnsi="Calibri"/>
+                <w:color w:val="26303C"/>
+                <w:sz w:val="18"/>
+                <w:szCs w:val="18"/>
+              </w:rPr>
+              <w:t xml:space="preserve">Если талантам негде селиться, экосистема перестаёт расти, а компании уводят рабочие места в другие страны — подрыв главного актива</w:t>
+            </w:r>
+          </w:p>
+        </w:tc>
+        <w:tc>
+          <w:tcPr>
+            <w:tcW w:type="dxa" w:w="2500"/>
+            <w:shd w:fill="F4F7FB" w:color="auto" w:val="clear"/>
+            <w:tcMar>
+              <w:top w:type="dxa" w:w="80"/>
+              <w:left w:type="dxa" w:w="130"/>
+              <w:bottom w:type="dxa" w:w="80"/>
+              <w:right w:type="dxa" w:w="130"/>
+            </w:tcMar>
+            <w:vAlign w:val="center"/>
+          </w:tcPr>
+          <w:p>
+            <w:r>
+              <w:rPr>
+                <w:rFonts w:ascii="Calibri" w:cs="Calibri" w:eastAsia="Calibri" w:hAnsi="Calibri"/>
+                <w:color w:val="26303C"/>
+                <w:sz w:val="18"/>
+                <w:szCs w:val="18"/>
+              </w:rPr>
+              <w:t xml:space="preserve">Пакет Project Beethoven на €2,51 млрд: государство целенаправленно вкладывает в жильё, транспорт и подготовку кадров, чтобы удержать ASML дома</w:t>
+            </w:r>
+          </w:p>
+        </w:tc>
+      </w:tr>
+      <w:tr>
+        <w:tc>
+          <w:tcPr>
+            <w:tcW w:type="dxa" w:w="2600"/>
+            <w:shd w:fill="FFFFFF" w:color="auto" w:val="clear"/>
+            <w:tcMar>
+              <w:top w:type="dxa" w:w="80"/>
+              <w:left w:type="dxa" w:w="130"/>
+              <w:bottom w:type="dxa" w:w="80"/>
+              <w:right w:type="dxa" w:w="130"/>
+            </w:tcMar>
+            <w:vAlign w:val="center"/>
+          </w:tcPr>
+          <w:p>
+            <w:r>
+              <w:rPr>
+                <w:rFonts w:ascii="Calibri" w:cs="Calibri" w:eastAsia="Calibri" w:hAnsi="Calibri"/>
+                <w:b/>
+                <w:bCs/>
+                <w:color w:val="26303C"/>
+                <w:sz w:val="18"/>
+                <w:szCs w:val="18"/>
+              </w:rPr>
+              <w:t xml:space="preserve">Зависимость всей цепочки от Тайваня (TSMC)</w:t>
+            </w:r>
+            <w:r>
+              <w:rPr>
+                <w:rFonts w:ascii="Calibri" w:cs="Calibri" w:eastAsia="Calibri" w:hAnsi="Calibri"/>
+                <w:color w:val="26303C"/>
+                <w:sz w:val="18"/>
+                <w:szCs w:val="18"/>
+              </w:rPr>
+              <w:t xml:space="preserve"> — печатает ~90% передовых чипов</w:t>
+            </w:r>
+          </w:p>
+        </w:tc>
+        <w:tc>
+          <w:tcPr>
+            <w:tcW w:type="dxa" w:w="1700"/>
+            <w:shd w:fill="FFFFFF" w:color="auto" w:val="clear"/>
+            <w:tcMar>
+              <w:top w:type="dxa" w:w="80"/>
+              <w:left w:type="dxa" w:w="130"/>
+              <w:bottom w:type="dxa" w:w="80"/>
+              <w:right w:type="dxa" w:w="130"/>
+            </w:tcMar>
+            <w:vAlign w:val="center"/>
+          </w:tcPr>
+          <w:p>
+            <w:r>
+              <w:rPr>
+                <w:rFonts w:ascii="Calibri" w:cs="Calibri" w:eastAsia="Calibri" w:hAnsi="Calibri"/>
+                <w:color w:val="26303C"/>
+                <w:sz w:val="18"/>
+                <w:szCs w:val="18"/>
+              </w:rPr>
+              <w:t xml:space="preserve">Средний-высокий. Геополитическое напряжение вокруг Тайваня — постоянный фон</w:t>
+            </w:r>
+          </w:p>
+        </w:tc>
+        <w:tc>
+          <w:tcPr>
+            <w:tcW w:type="dxa" w:w="2560"/>
+            <w:shd w:fill="FFFFFF" w:color="auto" w:val="clear"/>
+            <w:tcMar>
+              <w:top w:type="dxa" w:w="80"/>
+              <w:left w:type="dxa" w:w="130"/>
+              <w:bottom w:type="dxa" w:w="80"/>
+              <w:right w:type="dxa" w:w="130"/>
+            </w:tcMar>
+            <w:vAlign w:val="center"/>
+          </w:tcPr>
+          <w:p>
+            <w:r>
+              <w:rPr>
+                <w:rFonts w:ascii="Calibri" w:cs="Calibri" w:eastAsia="Calibri" w:hAnsi="Calibri"/>
+                <w:color w:val="26303C"/>
+                <w:sz w:val="18"/>
+                <w:szCs w:val="18"/>
+              </w:rPr>
+              <w:t xml:space="preserve">Даже при работающей ASML нет второго Тайваня: конфликт там оборвёт печать кремния для всего мира. Слабое звено ниже голландского этажа</w:t>
+            </w:r>
+          </w:p>
+        </w:tc>
+        <w:tc>
+          <w:tcPr>
+            <w:tcW w:type="dxa" w:w="2500"/>
+            <w:shd w:fill="FFFFFF" w:color="auto" w:val="clear"/>
+            <w:tcMar>
+              <w:top w:type="dxa" w:w="80"/>
+              <w:left w:type="dxa" w:w="130"/>
+              <w:bottom w:type="dxa" w:w="80"/>
+              <w:right w:type="dxa" w:w="130"/>
+            </w:tcMar>
+            <w:vAlign w:val="center"/>
+          </w:tcPr>
+          <w:p>
+            <w:r>
+              <w:rPr>
+                <w:rFonts w:ascii="Calibri" w:cs="Calibri" w:eastAsia="Calibri" w:hAnsi="Calibri"/>
+                <w:color w:val="26303C"/>
+                <w:sz w:val="18"/>
+                <w:szCs w:val="18"/>
+              </w:rPr>
+              <w:t xml:space="preserve">Вне контроля Нидерландов. EU Chips Act пытается вернуть часть производства в Европу, но собственный прогноз ЕС — лишь ~11,7% к 2030, догнать Азию не выйдет</w:t>
+            </w:r>
+          </w:p>
+        </w:tc>
+      </w:tr>
+      <w:tr>
+        <w:tc>
+          <w:tcPr>
+            <w:tcW w:type="dxa" w:w="2600"/>
+            <w:shd w:fill="F4F7FB" w:color="auto" w:val="clear"/>
+            <w:tcMar>
+              <w:top w:type="dxa" w:w="80"/>
+              <w:left w:type="dxa" w:w="130"/>
+              <w:bottom w:type="dxa" w:w="80"/>
+              <w:right w:type="dxa" w:w="130"/>
+            </w:tcMar>
+            <w:vAlign w:val="center"/>
+          </w:tcPr>
+          <w:p>
+            <w:r>
+              <w:rPr>
+                <w:rFonts w:ascii="Calibri" w:cs="Calibri" w:eastAsia="Calibri" w:hAnsi="Calibri"/>
+                <w:b/>
+                <w:bCs/>
+                <w:color w:val="26303C"/>
+                <w:sz w:val="18"/>
+                <w:szCs w:val="18"/>
+              </w:rPr>
+              <w:t xml:space="preserve">Ставка на кванты может не сыграть</w:t>
+            </w:r>
+            <w:r>
+              <w:rPr>
+                <w:rFonts w:ascii="Calibri" w:cs="Calibri" w:eastAsia="Calibri" w:hAnsi="Calibri"/>
+                <w:color w:val="26303C"/>
+                <w:sz w:val="18"/>
+                <w:szCs w:val="18"/>
+              </w:rPr>
+              <w:t xml:space="preserve"> — €615 млн госденег на технологию будущего</w:t>
+            </w:r>
+          </w:p>
+        </w:tc>
+        <w:tc>
+          <w:tcPr>
+            <w:tcW w:type="dxa" w:w="1700"/>
+            <w:shd w:fill="F4F7FB" w:color="auto" w:val="clear"/>
+            <w:tcMar>
+              <w:top w:type="dxa" w:w="80"/>
+              <w:left w:type="dxa" w:w="130"/>
+              <w:bottom w:type="dxa" w:w="80"/>
+              <w:right w:type="dxa" w:w="130"/>
+            </w:tcMar>
+            <w:vAlign w:val="center"/>
+          </w:tcPr>
+          <w:p>
+            <w:r>
+              <w:rPr>
+                <w:rFonts w:ascii="Calibri" w:cs="Calibri" w:eastAsia="Calibri" w:hAnsi="Calibri"/>
+                <w:color w:val="26303C"/>
+                <w:sz w:val="18"/>
+                <w:szCs w:val="18"/>
+              </w:rPr>
+              <w:t xml:space="preserve">Средний. Барьер тут не деньги, а физика: кубиты крайне хрупки и «ломаются» от малейшего шума</w:t>
+            </w:r>
+          </w:p>
+        </w:tc>
+        <w:tc>
+          <w:tcPr>
+            <w:tcW w:type="dxa" w:w="2560"/>
+            <w:shd w:fill="F4F7FB" w:color="auto" w:val="clear"/>
+            <w:tcMar>
+              <w:top w:type="dxa" w:w="80"/>
+              <w:left w:type="dxa" w:w="130"/>
+              <w:bottom w:type="dxa" w:w="80"/>
+              <w:right w:type="dxa" w:w="130"/>
+            </w:tcMar>
+            <w:vAlign w:val="center"/>
+          </w:tcPr>
+          <w:p>
+            <w:r>
+              <w:rPr>
+                <w:rFonts w:ascii="Calibri" w:cs="Calibri" w:eastAsia="Calibri" w:hAnsi="Calibri"/>
+                <w:color w:val="26303C"/>
+                <w:sz w:val="18"/>
+                <w:szCs w:val="18"/>
+              </w:rPr>
+              <w:t xml:space="preserve">Если стабильный квантовый компьютер не выйдет, крупная государственная ставка не окупится, а лидерство в новой гонке уйдёт к другим</w:t>
+            </w:r>
+          </w:p>
+        </w:tc>
+        <w:tc>
+          <w:tcPr>
+            <w:tcW w:type="dxa" w:w="2500"/>
+            <w:shd w:fill="F4F7FB" w:color="auto" w:val="clear"/>
+            <w:tcMar>
+              <w:top w:type="dxa" w:w="80"/>
+              <w:left w:type="dxa" w:w="130"/>
+              <w:bottom w:type="dxa" w:w="80"/>
+              <w:right w:type="dxa" w:w="130"/>
+            </w:tcMar>
+            <w:vAlign w:val="center"/>
+          </w:tcPr>
+          <w:p>
+            <w:r>
+              <w:rPr>
+                <w:rFonts w:ascii="Calibri" w:cs="Calibri" w:eastAsia="Calibri" w:hAnsi="Calibri"/>
+                <w:color w:val="26303C"/>
+                <w:sz w:val="18"/>
+                <w:szCs w:val="18"/>
+              </w:rPr>
+              <w:t xml:space="preserve">Ставку страхуют партнёрами (Microsoft, Intel) и заделом (первый «городской» квантовый канал Делфт-Гаага, 2024). Но гарантий, что кванты «выстрелят», нет ни у кого</w:t>
+            </w:r>
+          </w:p>
+        </w:tc>
+      </w:tr>
+    </w:tbl>
+    <w:p>
+      <w:pPr>
+        <w:spacing w:after="160"/>
+      </w:pPr>
+    </w:p>
+    <w:p>
+      <w:pPr>
+        <w:pStyle w:val="Heading2"/>
+        <w:keepNext/>
+        <w:keepLines/>
+        <w:spacing w:after="60" w:before="240"/>
+      </w:pPr>
+      <w:r>
+        <w:rPr>
+          <w:rFonts w:ascii="Calibri" w:cs="Calibri" w:eastAsia="Calibri" w:hAnsi="Calibri"/>
+          <w:b/>
+          <w:bCs/>
+          <w:color w:val="14213D"/>
+          <w:sz w:val="26"/>
+          <w:szCs w:val="26"/>
+        </w:rPr>
+        <w:t xml:space="preserve">Аналитика в цифрах: что говорят соотношения</w:t>
       </w:r>
     </w:p>
     <w:p>
@@ -15827,27 +17892,1117 @@
           <w:sz w:val="21"/>
           <w:szCs w:val="21"/>
         </w:rPr>
-        <w:t xml:space="preserve">Куда качнётся баланс, во многом решится в ближайшие годы. Ставки сделаны на новые гонки: серийный запуск сверхдорогих (около </w:t>
-      </w:r>
-      <w:r>
-        <w:rPr>
-          <w:rFonts w:ascii="Calibri" w:cs="Calibri" w:eastAsia="Calibri" w:hAnsi="Calibri"/>
-          <w:b/>
-          <w:bCs/>
-          <w:color w:val="14213D"/>
-          <w:sz w:val="21"/>
-          <w:szCs w:val="21"/>
-        </w:rPr>
-        <w:t xml:space="preserve">$380 млн</w:t>
-      </w:r>
-      <w:r>
-        <w:rPr>
-          <w:rFonts w:ascii="Calibri" w:cs="Calibri" w:eastAsia="Calibri" w:hAnsi="Calibri"/>
-          <w:color w:val="1F2733"/>
-          <w:sz w:val="21"/>
-          <w:szCs w:val="21"/>
-        </w:rPr>
-        <w:t xml:space="preserve"> за штуку) литографов </w:t>
+        <w:t xml:space="preserve">За красивыми цифрами отчёта прячется одна общая мысль: сила Нидерландов — это </w:t>
+      </w:r>
+      <w:r>
+        <w:rPr>
+          <w:rFonts w:ascii="Calibri" w:cs="Calibri" w:eastAsia="Calibri" w:hAnsi="Calibri"/>
+          <w:b/>
+          <w:bCs/>
+          <w:color w:val="14213D"/>
+          <w:sz w:val="21"/>
+          <w:szCs w:val="21"/>
+        </w:rPr>
+        <w:t xml:space="preserve">сила концентрации</w:t>
+      </w:r>
+      <w:r>
+        <w:rPr>
+          <w:rFonts w:ascii="Calibri" w:cs="Calibri" w:eastAsia="Calibri" w:hAnsi="Calibri"/>
+          <w:color w:val="1F2733"/>
+          <w:sz w:val="21"/>
+          <w:szCs w:val="21"/>
+        </w:rPr>
+        <w:t xml:space="preserve">. Всё держится на нескольких предельных величинах — одна компания, один кампус, одна электросеть. Ниже мы не пересказываем цифры, а спрашиваем у каждой: о чём ты на самом деле говоришь? Ответы складываются в единую картину — картину невероятного рычага, у которого есть оборотная сторона в виде </w:t>
+      </w:r>
+      <w:r>
+        <w:rPr>
+          <w:rFonts w:ascii="Calibri" w:cs="Calibri" w:eastAsia="Calibri" w:hAnsi="Calibri"/>
+          <w:b/>
+          <w:bCs/>
+          <w:color w:val="14213D"/>
+          <w:sz w:val="21"/>
+          <w:szCs w:val="21"/>
+        </w:rPr>
+        <w:t xml:space="preserve">хрупкости</w:t>
+      </w:r>
+      <w:r>
+        <w:rPr>
+          <w:rFonts w:ascii="Calibri" w:cs="Calibri" w:eastAsia="Calibri" w:hAnsi="Calibri"/>
+          <w:color w:val="1F2733"/>
+          <w:sz w:val="21"/>
+          <w:szCs w:val="21"/>
+        </w:rPr>
+        <w:t xml:space="preserve">.</w:t>
+      </w:r>
+    </w:p>
+    <w:tbl>
+      <w:tblPr>
+        <w:tblW w:type="dxa" w:w="9360"/>
+        <w:tblBorders>
+          <w:top w:val="none"/>
+          <w:left w:val="none"/>
+          <w:bottom w:val="none"/>
+          <w:right w:val="none"/>
+          <w:insideH w:val="none"/>
+          <w:insideV w:val="none"/>
+        </w:tblBorders>
+      </w:tblPr>
+      <w:tblGrid>
+        <w:gridCol w:w="2340"/>
+        <w:gridCol w:w="2340"/>
+        <w:gridCol w:w="2340"/>
+        <w:gridCol w:w="2340"/>
+      </w:tblGrid>
+      <w:tr>
+        <w:tc>
+          <w:tcPr>
+            <w:tcW w:type="dxa" w:w="2340"/>
+            <w:tcBorders>
+              <w:top w:val="single" w:color="D9DEE7" w:sz="4"/>
+              <w:left w:val="single" w:color="D9DEE7" w:sz="4"/>
+              <w:bottom w:val="single" w:color="D9DEE7" w:sz="4"/>
+              <w:right w:val="single" w:color="D9DEE7" w:sz="4"/>
+            </w:tcBorders>
+            <w:shd w:fill="FBFCFE" w:color="auto" w:val="clear"/>
+            <w:tcMar>
+              <w:top w:type="dxa" w:w="120"/>
+              <w:left w:type="dxa" w:w="80"/>
+              <w:bottom w:type="dxa" w:w="120"/>
+              <w:right w:type="dxa" w:w="80"/>
+            </w:tcMar>
+            <w:vAlign w:val="center"/>
+          </w:tcPr>
+          <w:p>
+            <w:pPr>
+              <w:spacing w:after="30"/>
+              <w:jc w:val="center"/>
+            </w:pPr>
+            <w:r>
+              <w:rPr>
+                <w:rFonts w:ascii="Calibri" w:cs="Calibri" w:eastAsia="Calibri" w:hAnsi="Calibri"/>
+                <w:b/>
+                <w:bCs/>
+                <w:color w:val="EA580C"/>
+                <w:sz w:val="40"/>
+                <w:szCs w:val="40"/>
+              </w:rPr>
+              <w:t xml:space="preserve">~100%</w:t>
+            </w:r>
+          </w:p>
+          <w:p>
+            <w:pPr>
+              <w:jc w:val="center"/>
+            </w:pPr>
+            <w:r>
+              <w:rPr>
+                <w:rFonts w:ascii="Calibri" w:cs="Calibri" w:eastAsia="Calibri" w:hAnsi="Calibri"/>
+                <w:color w:val="5B6472"/>
+                <w:sz w:val="16"/>
+                <w:szCs w:val="16"/>
+              </w:rPr>
+              <w:t xml:space="preserve">всей передовой EUV-литографии — у ОДНОЙ фирмы: одна точка, от которой зависит вся мировая электроника</w:t>
+            </w:r>
+          </w:p>
+        </w:tc>
+        <w:tc>
+          <w:tcPr>
+            <w:tcW w:type="dxa" w:w="2340"/>
+            <w:tcBorders>
+              <w:top w:val="single" w:color="D9DEE7" w:sz="4"/>
+              <w:left w:val="single" w:color="D9DEE7" w:sz="4"/>
+              <w:bottom w:val="single" w:color="D9DEE7" w:sz="4"/>
+              <w:right w:val="single" w:color="D9DEE7" w:sz="4"/>
+            </w:tcBorders>
+            <w:shd w:fill="FBFCFE" w:color="auto" w:val="clear"/>
+            <w:tcMar>
+              <w:top w:type="dxa" w:w="120"/>
+              <w:left w:type="dxa" w:w="80"/>
+              <w:bottom w:type="dxa" w:w="120"/>
+              <w:right w:type="dxa" w:w="80"/>
+            </w:tcMar>
+            <w:vAlign w:val="center"/>
+          </w:tcPr>
+          <w:p>
+            <w:pPr>
+              <w:spacing w:after="30"/>
+              <w:jc w:val="center"/>
+            </w:pPr>
+            <w:r>
+              <w:rPr>
+                <w:rFonts w:ascii="Calibri" w:cs="Calibri" w:eastAsia="Calibri" w:hAnsi="Calibri"/>
+                <w:b/>
+                <w:bCs/>
+                <w:color w:val="2563EB"/>
+                <w:sz w:val="40"/>
+                <w:szCs w:val="40"/>
+              </w:rPr>
+              <w:t xml:space="preserve">~29%</w:t>
+            </w:r>
+          </w:p>
+          <w:p>
+            <w:pPr>
+              <w:jc w:val="center"/>
+            </w:pPr>
+            <w:r>
+              <w:rPr>
+                <w:rFonts w:ascii="Calibri" w:cs="Calibri" w:eastAsia="Calibri" w:hAnsi="Calibri"/>
+                <w:color w:val="5B6472"/>
+                <w:sz w:val="16"/>
+                <w:szCs w:val="16"/>
+              </w:rPr>
+              <w:t xml:space="preserve">почти каждый третий евро выручки ASML остаётся прибылью — так платят за то, что альтернативы нет</w:t>
+            </w:r>
+          </w:p>
+        </w:tc>
+        <w:tc>
+          <w:tcPr>
+            <w:tcW w:type="dxa" w:w="2340"/>
+            <w:tcBorders>
+              <w:top w:val="single" w:color="D9DEE7" w:sz="4"/>
+              <w:left w:val="single" w:color="D9DEE7" w:sz="4"/>
+              <w:bottom w:val="single" w:color="D9DEE7" w:sz="4"/>
+              <w:right w:val="single" w:color="D9DEE7" w:sz="4"/>
+            </w:tcBorders>
+            <w:shd w:fill="FBFCFE" w:color="auto" w:val="clear"/>
+            <w:tcMar>
+              <w:top w:type="dxa" w:w="120"/>
+              <w:left w:type="dxa" w:w="80"/>
+              <w:bottom w:type="dxa" w:w="120"/>
+              <w:right w:type="dxa" w:w="80"/>
+            </w:tcMar>
+            <w:vAlign w:val="center"/>
+          </w:tcPr>
+          <w:p>
+            <w:pPr>
+              <w:spacing w:after="30"/>
+              <w:jc w:val="center"/>
+            </w:pPr>
+            <w:r>
+              <w:rPr>
+                <w:rFonts w:ascii="Calibri" w:cs="Calibri" w:eastAsia="Calibri" w:hAnsi="Calibri"/>
+                <w:b/>
+                <w:bCs/>
+                <w:color w:val="D9A521"/>
+                <w:sz w:val="40"/>
+                <w:szCs w:val="40"/>
+              </w:rPr>
+              <w:t xml:space="preserve">~1%</w:t>
+            </w:r>
+          </w:p>
+          <w:p>
+            <w:pPr>
+              <w:jc w:val="center"/>
+            </w:pPr>
+            <w:r>
+              <w:rPr>
+                <w:rFonts w:ascii="Calibri" w:cs="Calibri" w:eastAsia="Calibri" w:hAnsi="Calibri"/>
+                <w:color w:val="5B6472"/>
+                <w:sz w:val="16"/>
+                <w:szCs w:val="16"/>
+              </w:rPr>
+              <w:t xml:space="preserve">всей энергии страны съедает ОДИН кампус Microsoft — реальная цена цифрового роста</w:t>
+            </w:r>
+          </w:p>
+        </w:tc>
+        <w:tc>
+          <w:tcPr>
+            <w:tcW w:type="dxa" w:w="2340"/>
+            <w:tcBorders>
+              <w:top w:val="single" w:color="D9DEE7" w:sz="4"/>
+              <w:left w:val="single" w:color="D9DEE7" w:sz="4"/>
+              <w:bottom w:val="single" w:color="D9DEE7" w:sz="4"/>
+              <w:right w:val="single" w:color="D9DEE7" w:sz="4"/>
+            </w:tcBorders>
+            <w:shd w:fill="FBFCFE" w:color="auto" w:val="clear"/>
+            <w:tcMar>
+              <w:top w:type="dxa" w:w="120"/>
+              <w:left w:type="dxa" w:w="80"/>
+              <w:bottom w:type="dxa" w:w="120"/>
+              <w:right w:type="dxa" w:w="80"/>
+            </w:tcMar>
+            <w:vAlign w:val="center"/>
+          </w:tcPr>
+          <w:p>
+            <w:pPr>
+              <w:spacing w:after="30"/>
+              <w:jc w:val="center"/>
+            </w:pPr>
+            <w:r>
+              <w:rPr>
+                <w:rFonts w:ascii="Calibri" w:cs="Calibri" w:eastAsia="Calibri" w:hAnsi="Calibri"/>
+                <w:b/>
+                <w:bCs/>
+                <w:color w:val="059669"/>
+                <w:sz w:val="40"/>
+                <w:szCs w:val="40"/>
+              </w:rPr>
+              <w:t xml:space="preserve">36%→20%</w:t>
+            </w:r>
+          </w:p>
+          <w:p>
+            <w:pPr>
+              <w:jc w:val="center"/>
+            </w:pPr>
+            <w:r>
+              <w:rPr>
+                <w:rFonts w:ascii="Calibri" w:cs="Calibri" w:eastAsia="Calibri" w:hAnsi="Calibri"/>
+                <w:color w:val="5B6472"/>
+                <w:sz w:val="16"/>
+                <w:szCs w:val="16"/>
+              </w:rPr>
+              <w:t xml:space="preserve">доля Китая в выручке ASML тает по приказу властей — принудительная деглобализация в цифрах</w:t>
+            </w:r>
+          </w:p>
+        </w:tc>
+      </w:tr>
+    </w:tbl>
+    <w:p>
+      <w:pPr>
+        <w:spacing w:after="160"/>
+      </w:pPr>
+    </w:p>
+    <w:tbl>
+      <w:tblPr>
+        <w:tblW w:type="dxa" w:w="9360"/>
+        <w:tblBorders>
+          <w:top w:val="single" w:color="D9DEE7" w:sz="4"/>
+          <w:left w:val="none"/>
+          <w:bottom w:val="single" w:color="D9DEE7" w:sz="4"/>
+          <w:right w:val="none"/>
+          <w:insideH w:val="single" w:color="D9DEE7" w:sz="4"/>
+          <w:insideV w:val="single" w:color="FFFFFF" w:sz="4"/>
+        </w:tblBorders>
+      </w:tblPr>
+      <w:tblGrid>
+        <w:gridCol w:w="2600"/>
+        <w:gridCol w:w="1700"/>
+        <w:gridCol w:w="5060"/>
+      </w:tblGrid>
+      <w:tr>
+        <w:trPr>
+          <w:tblHeader/>
+        </w:trPr>
+        <w:tc>
+          <w:tcPr>
+            <w:tcW w:type="dxa" w:w="2600"/>
+            <w:shd w:fill="14213D" w:color="auto" w:val="clear"/>
+            <w:tcMar>
+              <w:top w:type="dxa" w:w="90"/>
+              <w:left w:type="dxa" w:w="130"/>
+              <w:bottom w:type="dxa" w:w="90"/>
+              <w:right w:type="dxa" w:w="130"/>
+            </w:tcMar>
+          </w:tcPr>
+          <w:p>
+            <w:r>
+              <w:rPr>
+                <w:rFonts w:ascii="Calibri" w:cs="Calibri" w:eastAsia="Calibri" w:hAnsi="Calibri"/>
+                <w:b/>
+                <w:bCs/>
+                <w:color w:val="FFFFFF"/>
+                <w:sz w:val="19"/>
+                <w:szCs w:val="19"/>
+              </w:rPr>
+              <w:t xml:space="preserve">Показатель</w:t>
+            </w:r>
+          </w:p>
+        </w:tc>
+        <w:tc>
+          <w:tcPr>
+            <w:tcW w:type="dxa" w:w="1700"/>
+            <w:shd w:fill="14213D" w:color="auto" w:val="clear"/>
+            <w:tcMar>
+              <w:top w:type="dxa" w:w="90"/>
+              <w:left w:type="dxa" w:w="130"/>
+              <w:bottom w:type="dxa" w:w="90"/>
+              <w:right w:type="dxa" w:w="130"/>
+            </w:tcMar>
+          </w:tcPr>
+          <w:p>
+            <w:r>
+              <w:rPr>
+                <w:rFonts w:ascii="Calibri" w:cs="Calibri" w:eastAsia="Calibri" w:hAnsi="Calibri"/>
+                <w:b/>
+                <w:bCs/>
+                <w:color w:val="FFFFFF"/>
+                <w:sz w:val="19"/>
+                <w:szCs w:val="19"/>
+              </w:rPr>
+              <w:t xml:space="preserve">Значение</w:t>
+            </w:r>
+          </w:p>
+        </w:tc>
+        <w:tc>
+          <w:tcPr>
+            <w:tcW w:type="dxa" w:w="5060"/>
+            <w:shd w:fill="14213D" w:color="auto" w:val="clear"/>
+            <w:tcMar>
+              <w:top w:type="dxa" w:w="90"/>
+              <w:left w:type="dxa" w:w="130"/>
+              <w:bottom w:type="dxa" w:w="90"/>
+              <w:right w:type="dxa" w:w="130"/>
+            </w:tcMar>
+          </w:tcPr>
+          <w:p>
+            <w:r>
+              <w:rPr>
+                <w:rFonts w:ascii="Calibri" w:cs="Calibri" w:eastAsia="Calibri" w:hAnsi="Calibri"/>
+                <w:b/>
+                <w:bCs/>
+                <w:color w:val="FFFFFF"/>
+                <w:sz w:val="19"/>
+                <w:szCs w:val="19"/>
+              </w:rPr>
+              <w:t xml:space="preserve">О чём это говорит</w:t>
+            </w:r>
+          </w:p>
+        </w:tc>
+      </w:tr>
+      <w:tr>
+        <w:tc>
+          <w:tcPr>
+            <w:tcW w:type="dxa" w:w="2600"/>
+            <w:shd w:fill="F4F7FB" w:color="auto" w:val="clear"/>
+            <w:tcMar>
+              <w:top w:type="dxa" w:w="80"/>
+              <w:left w:type="dxa" w:w="130"/>
+              <w:bottom w:type="dxa" w:w="80"/>
+              <w:right w:type="dxa" w:w="130"/>
+            </w:tcMar>
+            <w:vAlign w:val="center"/>
+          </w:tcPr>
+          <w:p>
+            <w:r>
+              <w:rPr>
+                <w:rFonts w:ascii="Calibri" w:cs="Calibri" w:eastAsia="Calibri" w:hAnsi="Calibri"/>
+                <w:color w:val="26303C"/>
+                <w:sz w:val="18"/>
+                <w:szCs w:val="18"/>
+              </w:rPr>
+              <w:t xml:space="preserve">Доля ASML на рынке EUV</w:t>
+            </w:r>
+          </w:p>
+        </w:tc>
+        <w:tc>
+          <w:tcPr>
+            <w:tcW w:type="dxa" w:w="1700"/>
+            <w:shd w:fill="F4F7FB" w:color="auto" w:val="clear"/>
+            <w:tcMar>
+              <w:top w:type="dxa" w:w="80"/>
+              <w:left w:type="dxa" w:w="130"/>
+              <w:bottom w:type="dxa" w:w="80"/>
+              <w:right w:type="dxa" w:w="130"/>
+            </w:tcMar>
+            <w:vAlign w:val="center"/>
+          </w:tcPr>
+          <w:p>
+            <w:r>
+              <w:rPr>
+                <w:rFonts w:ascii="Calibri" w:cs="Calibri" w:eastAsia="Calibri" w:hAnsi="Calibri"/>
+                <w:color w:val="26303C"/>
+                <w:sz w:val="18"/>
+                <w:szCs w:val="18"/>
+              </w:rPr>
+              <w:t xml:space="preserve">~100% рынка EUV</w:t>
+            </w:r>
+          </w:p>
+        </w:tc>
+        <w:tc>
+          <w:tcPr>
+            <w:tcW w:type="dxa" w:w="5060"/>
+            <w:shd w:fill="F4F7FB" w:color="auto" w:val="clear"/>
+            <w:tcMar>
+              <w:top w:type="dxa" w:w="80"/>
+              <w:left w:type="dxa" w:w="130"/>
+              <w:bottom w:type="dxa" w:w="80"/>
+              <w:right w:type="dxa" w:w="130"/>
+            </w:tcMar>
+            <w:vAlign w:val="center"/>
+          </w:tcPr>
+          <w:p>
+            <w:r>
+              <w:rPr>
+                <w:rFonts w:ascii="Calibri" w:cs="Calibri" w:eastAsia="Calibri" w:hAnsi="Calibri"/>
+                <w:color w:val="26303C"/>
+                <w:sz w:val="18"/>
+                <w:szCs w:val="18"/>
+              </w:rPr>
+              <w:t xml:space="preserve">Предельная концентрация. Весь передовой мир — от Apple до Nvidia — упирается в один завод в Велдховене. Это гигантский рычаг, но и </w:t>
+            </w:r>
+            <w:r>
+              <w:rPr>
+                <w:rFonts w:ascii="Calibri" w:cs="Calibri" w:eastAsia="Calibri" w:hAnsi="Calibri"/>
+                <w:b/>
+                <w:bCs/>
+                <w:color w:val="26303C"/>
+                <w:sz w:val="18"/>
+                <w:szCs w:val="18"/>
+              </w:rPr>
+              <w:t xml:space="preserve">единственная точка отказа</w:t>
+            </w:r>
+            <w:r>
+              <w:rPr>
+                <w:rFonts w:ascii="Calibri" w:cs="Calibri" w:eastAsia="Calibri" w:hAnsi="Calibri"/>
+                <w:color w:val="26303C"/>
+                <w:sz w:val="18"/>
+                <w:szCs w:val="18"/>
+              </w:rPr>
+              <w:t xml:space="preserve">: сбой здесь тормозит всю планету.</w:t>
+            </w:r>
+          </w:p>
+        </w:tc>
+      </w:tr>
+      <w:tr>
+        <w:tc>
+          <w:tcPr>
+            <w:tcW w:type="dxa" w:w="2600"/>
+            <w:shd w:fill="FFFFFF" w:color="auto" w:val="clear"/>
+            <w:tcMar>
+              <w:top w:type="dxa" w:w="80"/>
+              <w:left w:type="dxa" w:w="130"/>
+              <w:bottom w:type="dxa" w:w="80"/>
+              <w:right w:type="dxa" w:w="130"/>
+            </w:tcMar>
+            <w:vAlign w:val="center"/>
+          </w:tcPr>
+          <w:p>
+            <w:r>
+              <w:rPr>
+                <w:rFonts w:ascii="Calibri" w:cs="Calibri" w:eastAsia="Calibri" w:hAnsi="Calibri"/>
+                <w:color w:val="26303C"/>
+                <w:sz w:val="18"/>
+                <w:szCs w:val="18"/>
+              </w:rPr>
+              <w:t xml:space="preserve">Маржа чистой прибыли ASML</w:t>
+            </w:r>
+          </w:p>
+        </w:tc>
+        <w:tc>
+          <w:tcPr>
+            <w:tcW w:type="dxa" w:w="1700"/>
+            <w:shd w:fill="FFFFFF" w:color="auto" w:val="clear"/>
+            <w:tcMar>
+              <w:top w:type="dxa" w:w="80"/>
+              <w:left w:type="dxa" w:w="130"/>
+              <w:bottom w:type="dxa" w:w="80"/>
+              <w:right w:type="dxa" w:w="130"/>
+            </w:tcMar>
+            <w:vAlign w:val="center"/>
+          </w:tcPr>
+          <w:p>
+            <w:r>
+              <w:rPr>
+                <w:rFonts w:ascii="Calibri" w:cs="Calibri" w:eastAsia="Calibri" w:hAnsi="Calibri"/>
+                <w:color w:val="26303C"/>
+                <w:sz w:val="18"/>
+                <w:szCs w:val="18"/>
+              </w:rPr>
+              <w:t xml:space="preserve">~29% (€9,6 из €32,7 млрд)</w:t>
+            </w:r>
+          </w:p>
+        </w:tc>
+        <w:tc>
+          <w:tcPr>
+            <w:tcW w:type="dxa" w:w="5060"/>
+            <w:shd w:fill="FFFFFF" w:color="auto" w:val="clear"/>
+            <w:tcMar>
+              <w:top w:type="dxa" w:w="80"/>
+              <w:left w:type="dxa" w:w="130"/>
+              <w:bottom w:type="dxa" w:w="80"/>
+              <w:right w:type="dxa" w:w="130"/>
+            </w:tcMar>
+            <w:vAlign w:val="center"/>
+          </w:tcPr>
+          <w:p>
+            <w:r>
+              <w:rPr>
+                <w:rFonts w:ascii="Calibri" w:cs="Calibri" w:eastAsia="Calibri" w:hAnsi="Calibri"/>
+                <w:color w:val="26303C"/>
+                <w:sz w:val="18"/>
+                <w:szCs w:val="18"/>
+              </w:rPr>
+              <w:t xml:space="preserve">Так зарабатывает не завод, а монополист. Когда у тебя нет конкурентов, цену диктует не рынок, а отсутствие выбора у покупателя. Почти треть выручки в прибыль — это оцифрованная незаменимость.</w:t>
+            </w:r>
+          </w:p>
+        </w:tc>
+      </w:tr>
+      <w:tr>
+        <w:tc>
+          <w:tcPr>
+            <w:tcW w:type="dxa" w:w="2600"/>
+            <w:shd w:fill="F4F7FB" w:color="auto" w:val="clear"/>
+            <w:tcMar>
+              <w:top w:type="dxa" w:w="80"/>
+              <w:left w:type="dxa" w:w="130"/>
+              <w:bottom w:type="dxa" w:w="80"/>
+              <w:right w:type="dxa" w:w="130"/>
+            </w:tcMar>
+            <w:vAlign w:val="center"/>
+          </w:tcPr>
+          <w:p>
+            <w:r>
+              <w:rPr>
+                <w:rFonts w:ascii="Calibri" w:cs="Calibri" w:eastAsia="Calibri" w:hAnsi="Calibri"/>
+                <w:color w:val="26303C"/>
+                <w:sz w:val="18"/>
+                <w:szCs w:val="18"/>
+              </w:rPr>
+              <w:t xml:space="preserve">Доля Китая в выручке ASML</w:t>
+            </w:r>
+          </w:p>
+        </w:tc>
+        <w:tc>
+          <w:tcPr>
+            <w:tcW w:type="dxa" w:w="1700"/>
+            <w:shd w:fill="F4F7FB" w:color="auto" w:val="clear"/>
+            <w:tcMar>
+              <w:top w:type="dxa" w:w="80"/>
+              <w:left w:type="dxa" w:w="130"/>
+              <w:bottom w:type="dxa" w:w="80"/>
+              <w:right w:type="dxa" w:w="130"/>
+            </w:tcMar>
+            <w:vAlign w:val="center"/>
+          </w:tcPr>
+          <w:p>
+            <w:r>
+              <w:rPr>
+                <w:rFonts w:ascii="Calibri" w:cs="Calibri" w:eastAsia="Calibri" w:hAnsi="Calibri"/>
+                <w:color w:val="26303C"/>
+                <w:sz w:val="18"/>
+                <w:szCs w:val="18"/>
+              </w:rPr>
+              <w:t xml:space="preserve">36% → 33% → ~20% (2024→26)</w:t>
+            </w:r>
+          </w:p>
+        </w:tc>
+        <w:tc>
+          <w:tcPr>
+            <w:tcW w:type="dxa" w:w="5060"/>
+            <w:shd w:fill="F4F7FB" w:color="auto" w:val="clear"/>
+            <w:tcMar>
+              <w:top w:type="dxa" w:w="80"/>
+              <w:left w:type="dxa" w:w="130"/>
+              <w:bottom w:type="dxa" w:w="80"/>
+              <w:right w:type="dxa" w:w="130"/>
+            </w:tcMar>
+            <w:vAlign w:val="center"/>
+          </w:tcPr>
+          <w:p>
+            <w:r>
+              <w:rPr>
+                <w:rFonts w:ascii="Calibri" w:cs="Calibri" w:eastAsia="Calibri" w:hAnsi="Calibri"/>
+                <w:color w:val="26303C"/>
+                <w:sz w:val="18"/>
+                <w:szCs w:val="18"/>
+              </w:rPr>
+              <w:t xml:space="preserve">Политика оказалась важнее денег. Компания добровольно теряет одного из крупнейших клиентов — не потому что стало хуже, а потому что так велит государство. Это тест на прочность бизнес-модели.</w:t>
+            </w:r>
+          </w:p>
+        </w:tc>
+      </w:tr>
+      <w:tr>
+        <w:tc>
+          <w:tcPr>
+            <w:tcW w:type="dxa" w:w="2600"/>
+            <w:shd w:fill="FFFFFF" w:color="auto" w:val="clear"/>
+            <w:tcMar>
+              <w:top w:type="dxa" w:w="80"/>
+              <w:left w:type="dxa" w:w="130"/>
+              <w:bottom w:type="dxa" w:w="80"/>
+              <w:right w:type="dxa" w:w="130"/>
+            </w:tcMar>
+            <w:vAlign w:val="center"/>
+          </w:tcPr>
+          <w:p>
+            <w:r>
+              <w:rPr>
+                <w:rFonts w:ascii="Calibri" w:cs="Calibri" w:eastAsia="Calibri" w:hAnsi="Calibri"/>
+                <w:color w:val="26303C"/>
+                <w:sz w:val="18"/>
+                <w:szCs w:val="18"/>
+              </w:rPr>
+              <w:t xml:space="preserve">Энергопотребление кампуса Microsoft</w:t>
+            </w:r>
+          </w:p>
+        </w:tc>
+        <w:tc>
+          <w:tcPr>
+            <w:tcW w:type="dxa" w:w="1700"/>
+            <w:shd w:fill="FFFFFF" w:color="auto" w:val="clear"/>
+            <w:tcMar>
+              <w:top w:type="dxa" w:w="80"/>
+              <w:left w:type="dxa" w:w="130"/>
+              <w:bottom w:type="dxa" w:w="80"/>
+              <w:right w:type="dxa" w:w="130"/>
+            </w:tcMar>
+            <w:vAlign w:val="center"/>
+          </w:tcPr>
+          <w:p>
+            <w:r>
+              <w:rPr>
+                <w:rFonts w:ascii="Calibri" w:cs="Calibri" w:eastAsia="Calibri" w:hAnsi="Calibri"/>
+                <w:color w:val="26303C"/>
+                <w:sz w:val="18"/>
+                <w:szCs w:val="18"/>
+              </w:rPr>
+              <w:t xml:space="preserve">~1,17 ТВт·ч в год ≈ 1% страны</w:t>
+            </w:r>
+          </w:p>
+        </w:tc>
+        <w:tc>
+          <w:tcPr>
+            <w:tcW w:type="dxa" w:w="5060"/>
+            <w:shd w:fill="FFFFFF" w:color="auto" w:val="clear"/>
+            <w:tcMar>
+              <w:top w:type="dxa" w:w="80"/>
+              <w:left w:type="dxa" w:w="130"/>
+              <w:bottom w:type="dxa" w:w="80"/>
+              <w:right w:type="dxa" w:w="130"/>
+            </w:tcMar>
+            <w:vAlign w:val="center"/>
+          </w:tcPr>
+          <w:p>
+            <w:r>
+              <w:rPr>
+                <w:rFonts w:ascii="Calibri" w:cs="Calibri" w:eastAsia="Calibri" w:hAnsi="Calibri"/>
+                <w:color w:val="26303C"/>
+                <w:sz w:val="18"/>
+                <w:szCs w:val="18"/>
+              </w:rPr>
+              <w:t xml:space="preserve">Облако не бесплатно и не «невесомо». Один дата-центр ест столько же, сколько небольшой город. Умножьте на десятки таких строек — и станет ясно, почему энергия стала главным ограничителем.</w:t>
+            </w:r>
+          </w:p>
+        </w:tc>
+      </w:tr>
+      <w:tr>
+        <w:tc>
+          <w:tcPr>
+            <w:tcW w:type="dxa" w:w="2600"/>
+            <w:shd w:fill="F4F7FB" w:color="auto" w:val="clear"/>
+            <w:tcMar>
+              <w:top w:type="dxa" w:w="80"/>
+              <w:left w:type="dxa" w:w="130"/>
+              <w:bottom w:type="dxa" w:w="80"/>
+              <w:right w:type="dxa" w:w="130"/>
+            </w:tcMar>
+            <w:vAlign w:val="center"/>
+          </w:tcPr>
+          <w:p>
+            <w:r>
+              <w:rPr>
+                <w:rFonts w:ascii="Calibri" w:cs="Calibri" w:eastAsia="Calibri" w:hAnsi="Calibri"/>
+                <w:color w:val="26303C"/>
+                <w:sz w:val="18"/>
+                <w:szCs w:val="18"/>
+              </w:rPr>
+              <w:t xml:space="preserve">Очередь на подключение к электросети</w:t>
+            </w:r>
+          </w:p>
+        </w:tc>
+        <w:tc>
+          <w:tcPr>
+            <w:tcW w:type="dxa" w:w="1700"/>
+            <w:shd w:fill="F4F7FB" w:color="auto" w:val="clear"/>
+            <w:tcMar>
+              <w:top w:type="dxa" w:w="80"/>
+              <w:left w:type="dxa" w:w="130"/>
+              <w:bottom w:type="dxa" w:w="80"/>
+              <w:right w:type="dxa" w:w="130"/>
+            </w:tcMar>
+            <w:vAlign w:val="center"/>
+          </w:tcPr>
+          <w:p>
+            <w:r>
+              <w:rPr>
+                <w:rFonts w:ascii="Calibri" w:cs="Calibri" w:eastAsia="Calibri" w:hAnsi="Calibri"/>
+                <w:color w:val="26303C"/>
+                <w:sz w:val="18"/>
+                <w:szCs w:val="18"/>
+              </w:rPr>
+              <w:t xml:space="preserve">~14 000 компаний (конец 2025)</w:t>
+            </w:r>
+          </w:p>
+        </w:tc>
+        <w:tc>
+          <w:tcPr>
+            <w:tcW w:type="dxa" w:w="5060"/>
+            <w:shd w:fill="F4F7FB" w:color="auto" w:val="clear"/>
+            <w:tcMar>
+              <w:top w:type="dxa" w:w="80"/>
+              <w:left w:type="dxa" w:w="130"/>
+              <w:bottom w:type="dxa" w:w="80"/>
+              <w:right w:type="dxa" w:w="130"/>
+            </w:tcMar>
+            <w:vAlign w:val="center"/>
+          </w:tcPr>
+          <w:p>
+            <w:r>
+              <w:rPr>
+                <w:rFonts w:ascii="Calibri" w:cs="Calibri" w:eastAsia="Calibri" w:hAnsi="Calibri"/>
+                <w:color w:val="26303C"/>
+                <w:sz w:val="18"/>
+                <w:szCs w:val="18"/>
+              </w:rPr>
+              <w:t xml:space="preserve">Рост упёрся в физический предел. Идей и денег хватает — не хватает проводов. Разгрузка сетей потребует до €8 млрд в год, а мощностей в Северной Голландии не будет до ~2035-го.</w:t>
+            </w:r>
+          </w:p>
+        </w:tc>
+      </w:tr>
+      <w:tr>
+        <w:tc>
+          <w:tcPr>
+            <w:tcW w:type="dxa" w:w="2600"/>
+            <w:shd w:fill="FFFFFF" w:color="auto" w:val="clear"/>
+            <w:tcMar>
+              <w:top w:type="dxa" w:w="80"/>
+              <w:left w:type="dxa" w:w="130"/>
+              <w:bottom w:type="dxa" w:w="80"/>
+              <w:right w:type="dxa" w:w="130"/>
+            </w:tcMar>
+            <w:vAlign w:val="center"/>
+          </w:tcPr>
+          <w:p>
+            <w:r>
+              <w:rPr>
+                <w:rFonts w:ascii="Calibri" w:cs="Calibri" w:eastAsia="Calibri" w:hAnsi="Calibri"/>
+                <w:color w:val="26303C"/>
+                <w:sz w:val="18"/>
+                <w:szCs w:val="18"/>
+              </w:rPr>
+              <w:t xml:space="preserve">Плотность патентов в Эйндховене</w:t>
+            </w:r>
+          </w:p>
+        </w:tc>
+        <w:tc>
+          <w:tcPr>
+            <w:tcW w:type="dxa" w:w="1700"/>
+            <w:shd w:fill="FFFFFF" w:color="auto" w:val="clear"/>
+            <w:tcMar>
+              <w:top w:type="dxa" w:w="80"/>
+              <w:left w:type="dxa" w:w="130"/>
+              <w:bottom w:type="dxa" w:w="80"/>
+              <w:right w:type="dxa" w:w="130"/>
+            </w:tcMar>
+            <w:vAlign w:val="center"/>
+          </w:tcPr>
+          <w:p>
+            <w:r>
+              <w:rPr>
+                <w:rFonts w:ascii="Calibri" w:cs="Calibri" w:eastAsia="Calibri" w:hAnsi="Calibri"/>
+                <w:color w:val="26303C"/>
+                <w:sz w:val="18"/>
+                <w:szCs w:val="18"/>
+              </w:rPr>
+              <w:t xml:space="preserve">22,6 на 10 000 жителей</w:t>
+            </w:r>
+          </w:p>
+        </w:tc>
+        <w:tc>
+          <w:tcPr>
+            <w:tcW w:type="dxa" w:w="5060"/>
+            <w:shd w:fill="FFFFFF" w:color="auto" w:val="clear"/>
+            <w:tcMar>
+              <w:top w:type="dxa" w:w="80"/>
+              <w:left w:type="dxa" w:w="130"/>
+              <w:bottom w:type="dxa" w:w="80"/>
+              <w:right w:type="dxa" w:w="130"/>
+            </w:tcMar>
+            <w:vAlign w:val="center"/>
+          </w:tcPr>
+          <w:p>
+            <w:r>
+              <w:rPr>
+                <w:rFonts w:ascii="Calibri" w:cs="Calibri" w:eastAsia="Calibri" w:hAnsi="Calibri"/>
+                <w:color w:val="26303C"/>
+                <w:sz w:val="18"/>
+                <w:szCs w:val="18"/>
+              </w:rPr>
+              <w:t xml:space="preserve">Инновации сконцентрированы в одной точке не случайно. Это результат «тройной спирали» — бизнес, вузы и государство десятилетиями складывались в одном месте. Плотность талантов и есть невоспроизводимое преимущество.</w:t>
+            </w:r>
+          </w:p>
+        </w:tc>
+      </w:tr>
+    </w:tbl>
+    <w:p>
+      <w:pPr>
+        <w:spacing w:after="160"/>
+      </w:pPr>
+    </w:p>
+    <w:p>
+      <w:pPr>
+        <w:spacing w:after="160" w:line="288"/>
+        <w:jc w:val="both"/>
+      </w:pPr>
+      <w:r>
+        <w:rPr>
+          <w:rFonts w:ascii="Calibri" w:cs="Calibri" w:eastAsia="Calibri" w:hAnsi="Calibri"/>
+          <w:color w:val="1F2733"/>
+          <w:sz w:val="21"/>
+          <w:szCs w:val="21"/>
+        </w:rPr>
+        <w:t xml:space="preserve">Сложите эти цифры вместе — и проступит один и тот же силуэт. Нидерланды сильны не размером, а </w:t>
+      </w:r>
+      <w:r>
+        <w:rPr>
+          <w:rFonts w:ascii="Calibri" w:cs="Calibri" w:eastAsia="Calibri" w:hAnsi="Calibri"/>
+          <w:b/>
+          <w:bCs/>
+          <w:color w:val="14213D"/>
+          <w:sz w:val="21"/>
+          <w:szCs w:val="21"/>
+        </w:rPr>
+        <w:t xml:space="preserve">точечной концентрацией всего самого важного</w:t>
+      </w:r>
+      <w:r>
+        <w:rPr>
+          <w:rFonts w:ascii="Calibri" w:cs="Calibri" w:eastAsia="Calibri" w:hAnsi="Calibri"/>
+          <w:color w:val="1F2733"/>
+          <w:sz w:val="21"/>
+          <w:szCs w:val="21"/>
+        </w:rPr>
+        <w:t xml:space="preserve">: почти вся передовая литография мира, почти вся её прибыль, почти весь патентный поток региона и растущий кусок европейского облака сжаты в нескольких десятках квадратных километров. Это делает страну незаменимой — и потому очень влиятельной. Но та же концентрация — это и слабость: чем уже «горлышко», тем больнее по нему бить. Отсюда две главные линии напряжения. Первая — </w:t>
+      </w:r>
+      <w:r>
+        <w:rPr>
+          <w:rFonts w:ascii="Calibri" w:cs="Calibri" w:eastAsia="Calibri" w:hAnsi="Calibri"/>
+          <w:b/>
+          <w:bCs/>
+          <w:color w:val="14213D"/>
+          <w:sz w:val="21"/>
+          <w:szCs w:val="21"/>
+        </w:rPr>
+        <w:t xml:space="preserve">геополитическая</w:t>
+      </w:r>
+      <w:r>
+        <w:rPr>
+          <w:rFonts w:ascii="Calibri" w:cs="Calibri" w:eastAsia="Calibri" w:hAnsi="Calibri"/>
+          <w:color w:val="1F2733"/>
+          <w:sz w:val="21"/>
+          <w:szCs w:val="21"/>
+        </w:rPr>
+        <w:t xml:space="preserve">: рычаг над чипами превращает крошечную страну в мишень, а цифры 36%→20% показывают, что за влияние платят живыми деньгами. Вторая — </w:t>
+      </w:r>
+      <w:r>
+        <w:rPr>
+          <w:rFonts w:ascii="Calibri" w:cs="Calibri" w:eastAsia="Calibri" w:hAnsi="Calibri"/>
+          <w:b/>
+          <w:bCs/>
+          <w:color w:val="14213D"/>
+          <w:sz w:val="21"/>
+          <w:szCs w:val="21"/>
+        </w:rPr>
+        <w:t xml:space="preserve">физическая</w:t>
+      </w:r>
+      <w:r>
+        <w:rPr>
+          <w:rFonts w:ascii="Calibri" w:cs="Calibri" w:eastAsia="Calibri" w:hAnsi="Calibri"/>
+          <w:color w:val="1F2733"/>
+          <w:sz w:val="21"/>
+          <w:szCs w:val="21"/>
+        </w:rPr>
+        <w:t xml:space="preserve">: цифры 1% и 14 000 говорят, что дальнейший рост теперь ограничивает не гений инженеров, а банальная розетка. Проще говоря — Нидерланды научились делать «мозги» для всего цифрового мира, и теперь их главный вопрос не «сможем ли придумать», а «хватит ли электричества и позволит ли политика».</w:t>
+      </w:r>
+    </w:p>
+    <w:p>
+      <w:pPr>
+        <w:pStyle w:val="Heading2"/>
+        <w:keepNext/>
+        <w:keepLines/>
+        <w:spacing w:after="60" w:before="240"/>
+      </w:pPr>
+      <w:r>
+        <w:rPr>
+          <w:rFonts w:ascii="Calibri" w:cs="Calibri" w:eastAsia="Calibri" w:hAnsi="Calibri"/>
+          <w:b/>
+          <w:bCs/>
+          <w:color w:val="14213D"/>
+          <w:sz w:val="26"/>
+          <w:szCs w:val="26"/>
+        </w:rPr>
+        <w:t xml:space="preserve">Три сценария до 2030 года</w:t>
+      </w:r>
+    </w:p>
+    <w:p>
+      <w:pPr>
+        <w:spacing w:after="160" w:line="288"/>
+        <w:jc w:val="both"/>
+      </w:pPr>
+      <w:r>
+        <w:rPr>
+          <w:rFonts w:ascii="Calibri" w:cs="Calibri" w:eastAsia="Calibri" w:hAnsi="Calibri"/>
+          <w:color w:val="1F2733"/>
+          <w:sz w:val="21"/>
+          <w:szCs w:val="21"/>
+        </w:rPr>
+        <w:t xml:space="preserve">Будущее Нидерландов не записано заранее. Оно зависит от нескольких </w:t>
+      </w:r>
+      <w:r>
+        <w:rPr>
+          <w:rFonts w:ascii="Calibri" w:cs="Calibri" w:eastAsia="Calibri" w:hAnsi="Calibri"/>
+          <w:b/>
+          <w:bCs/>
+          <w:color w:val="14213D"/>
+          <w:sz w:val="21"/>
+          <w:szCs w:val="21"/>
+        </w:rPr>
+        <w:t xml:space="preserve">развилок</w:t>
+      </w:r>
+      <w:r>
+        <w:rPr>
+          <w:rFonts w:ascii="Calibri" w:cs="Calibri" w:eastAsia="Calibri" w:hAnsi="Calibri"/>
+          <w:color w:val="1F2733"/>
+          <w:sz w:val="21"/>
+          <w:szCs w:val="21"/>
+        </w:rPr>
+        <w:t xml:space="preserve">, и каждая может качнуться в любую сторону. Первая — спрос на чипы: продлится ли бум искусственного интеллекта, который сейчас тянет вверх всю страну, или он остынет. Вторая — геополитика: удержится ли хрупкое перемирие в «чиповой войне» или мир окончательно расколется на два лагеря. Третья — банальная </w:t>
+      </w:r>
+      <w:r>
+        <w:rPr>
+          <w:rFonts w:ascii="Calibri" w:cs="Calibri" w:eastAsia="Calibri" w:hAnsi="Calibri"/>
+          <w:b/>
+          <w:bCs/>
+          <w:color w:val="14213D"/>
+          <w:sz w:val="21"/>
+          <w:szCs w:val="21"/>
+        </w:rPr>
+        <w:t xml:space="preserve">розетка</w:t>
+      </w:r>
+      <w:r>
+        <w:rPr>
+          <w:rFonts w:ascii="Calibri" w:cs="Calibri" w:eastAsia="Calibri" w:hAnsi="Calibri"/>
+          <w:color w:val="1F2733"/>
+          <w:sz w:val="21"/>
+          <w:szCs w:val="21"/>
+        </w:rPr>
+        <w:t xml:space="preserve">: успеют ли достроить электросети или дефицит киловатт затормозит рост. От того, как лягут эти три карты, и зависит, каким окажется 2030 год. Ниже — три сценария: от спокойного до тревожного.</w:t>
+      </w:r>
+    </w:p>
+    <w:p>
+      <w:pPr>
+        <w:pStyle w:val="Heading3"/>
+        <w:keepNext/>
+        <w:keepLines/>
+        <w:spacing w:after="40" w:before="180"/>
+      </w:pPr>
+      <w:r>
+        <w:rPr>
+          <w:rFonts w:ascii="Calibri" w:cs="Calibri" w:eastAsia="Calibri" w:hAnsi="Calibri"/>
+          <w:b/>
+          <w:bCs/>
+          <w:color w:val="EA580C"/>
+          <w:sz w:val="22"/>
+          <w:szCs w:val="22"/>
+        </w:rPr>
+        <w:t xml:space="preserve">Сценарий 1. «Базовый: незаменимый узел»</w:t>
+      </w:r>
+    </w:p>
+    <w:p>
+      <w:pPr>
+        <w:spacing w:after="160" w:line="288"/>
+        <w:jc w:val="both"/>
+      </w:pPr>
+      <w:r>
+        <w:rPr>
+          <w:rFonts w:ascii="Calibri" w:cs="Calibri" w:eastAsia="Calibri" w:hAnsi="Calibri"/>
+          <w:color w:val="1F2733"/>
+          <w:sz w:val="21"/>
+          <w:szCs w:val="21"/>
+        </w:rPr>
+        <w:t xml:space="preserve">Это продолжение того, что есть сейчас, — самый вероятный путь. Движет им простая вещь: </w:t>
+      </w:r>
+      <w:r>
+        <w:rPr>
+          <w:rFonts w:ascii="Calibri" w:cs="Calibri" w:eastAsia="Calibri" w:hAnsi="Calibri"/>
+          <w:b/>
+          <w:bCs/>
+          <w:color w:val="14213D"/>
+          <w:sz w:val="21"/>
+          <w:szCs w:val="21"/>
+        </w:rPr>
+        <w:t xml:space="preserve">спрос на чипы никуда не денется</w:t>
+      </w:r>
+      <w:r>
+        <w:rPr>
+          <w:rFonts w:ascii="Calibri" w:cs="Calibri" w:eastAsia="Calibri" w:hAnsi="Calibri"/>
+          <w:color w:val="1F2733"/>
+          <w:sz w:val="21"/>
+          <w:szCs w:val="21"/>
+        </w:rPr>
+        <w:t xml:space="preserve">. Искусственному интеллекту нужны всё более мощные процессоры, а напечатать их без машины из Велдховена физически нельзя. Значит, </w:t>
+      </w:r>
+      <w:r>
+        <w:rPr>
+          <w:rFonts w:ascii="Calibri" w:cs="Calibri" w:eastAsia="Calibri" w:hAnsi="Calibri"/>
+          <w:b/>
+          <w:bCs/>
+          <w:color w:val="14213D"/>
+          <w:sz w:val="21"/>
+          <w:szCs w:val="21"/>
+        </w:rPr>
+        <w:t xml:space="preserve">ASML</w:t>
+      </w:r>
+      <w:r>
+        <w:rPr>
+          <w:rFonts w:ascii="Calibri" w:cs="Calibri" w:eastAsia="Calibri" w:hAnsi="Calibri"/>
+          <w:color w:val="1F2733"/>
+          <w:sz w:val="21"/>
+          <w:szCs w:val="21"/>
+        </w:rPr>
+        <w:t xml:space="preserve"> остаётся на вершине пирамиды, её выручка растёт на волне ИИ (за 2025-й уже €32,7 млрд), а Европа при всём желании догнать Азию не успевает — собственный прогноз Еврокомиссии к 2030 году лишь около 11,7% вместо обещанных 20%. Что это значит для страны? Роль незаменимого «узкого места» не ослабнет, а усилится: чем важнее чипы для мира, тем важнее тот, без кого их не сделать. Но у медали две стороны. Оставаться незаменимым узлом — значит навсегда стоять на линии огня чужих конфликтов: сегодня Вашингтон требует закрыть экспорт, завтра Пекин перекрывает сырьё. Богатство и уязвимость здесь — одно и то же.</w:t>
+      </w:r>
+    </w:p>
+    <w:p>
+      <w:pPr>
+        <w:pStyle w:val="Heading3"/>
+        <w:keepNext/>
+        <w:keepLines/>
+        <w:spacing w:after="40" w:before="180"/>
+      </w:pPr>
+      <w:r>
+        <w:rPr>
+          <w:rFonts w:ascii="Calibri" w:cs="Calibri" w:eastAsia="Calibri" w:hAnsi="Calibri"/>
+          <w:b/>
+          <w:bCs/>
+          <w:color w:val="EA580C"/>
+          <w:sz w:val="22"/>
+          <w:szCs w:val="22"/>
+        </w:rPr>
+        <w:t xml:space="preserve">Сценарий 2. «Прорыв: вторая волна»</w:t>
+      </w:r>
+    </w:p>
+    <w:p>
+      <w:pPr>
+        <w:spacing w:after="160" w:line="288"/>
+        <w:jc w:val="both"/>
+      </w:pPr>
+      <w:r>
+        <w:rPr>
+          <w:rFonts w:ascii="Calibri" w:cs="Calibri" w:eastAsia="Calibri" w:hAnsi="Calibri"/>
+          <w:color w:val="1F2733"/>
+          <w:sz w:val="21"/>
+          <w:szCs w:val="21"/>
+        </w:rPr>
+        <w:t xml:space="preserve">Более смелый сценарий: Нидерланды не просто удерживают старое лидерство, а создают </w:t>
+      </w:r>
+      <w:r>
+        <w:rPr>
+          <w:rFonts w:ascii="Calibri" w:cs="Calibri" w:eastAsia="Calibri" w:hAnsi="Calibri"/>
+          <w:b/>
+          <w:bCs/>
+          <w:color w:val="14213D"/>
+          <w:sz w:val="21"/>
+          <w:szCs w:val="21"/>
+        </w:rPr>
+        <w:t xml:space="preserve">второе узкое место</w:t>
+      </w:r>
+      <w:r>
+        <w:rPr>
+          <w:rFonts w:ascii="Calibri" w:cs="Calibri" w:eastAsia="Calibri" w:hAnsi="Calibri"/>
+          <w:color w:val="1F2733"/>
+          <w:sz w:val="21"/>
+          <w:szCs w:val="21"/>
+        </w:rPr>
+        <w:t xml:space="preserve"> под себя. Движут им две ставки, которые уже сделаны. Первая — литограф нового поколения </w:t>
       </w:r>
       <w:r>
         <w:rPr>
@@ -15867,27 +19022,459 @@
           <w:sz w:val="21"/>
           <w:szCs w:val="21"/>
         </w:rPr>
-        <w:t xml:space="preserve">, на которых Intel уже печатает процессоры нового поколения; и на квантовые вычисления, куда через программу </w:t>
-      </w:r>
-      <w:r>
-        <w:rPr>
-          <w:rFonts w:ascii="Calibri" w:cs="Calibri" w:eastAsia="Calibri" w:hAnsi="Calibri"/>
-          <w:b/>
-          <w:bCs/>
-          <w:color w:val="14213D"/>
-          <w:sz w:val="21"/>
-          <w:szCs w:val="21"/>
-        </w:rPr>
-        <w:t xml:space="preserve">Quantum Delta NL</w:t>
-      </w:r>
-      <w:r>
-        <w:rPr>
-          <w:rFonts w:ascii="Calibri" w:cs="Calibri" w:eastAsia="Calibri" w:hAnsi="Calibri"/>
-          <w:color w:val="1F2733"/>
-          <w:sz w:val="21"/>
-          <w:szCs w:val="21"/>
-        </w:rPr>
-        <w:t xml:space="preserve"> вложено </w:t>
+        <w:t xml:space="preserve">: он рисует линии вдвое тоньше, стоит около $380 млн за штуку, и Intel уже с декабря 2025-го печатает на нём серийные процессоры. Если эта технология станет массовой, ASML снова окажется единственным, кто умеет делать «сверхстанок» будущего. Вторая ставка — </w:t>
+      </w:r>
+      <w:r>
+        <w:rPr>
+          <w:rFonts w:ascii="Calibri" w:cs="Calibri" w:eastAsia="Calibri" w:hAnsi="Calibri"/>
+          <w:b/>
+          <w:bCs/>
+          <w:color w:val="14213D"/>
+          <w:sz w:val="21"/>
+          <w:szCs w:val="21"/>
+        </w:rPr>
+        <w:t xml:space="preserve">кванты</w:t>
+      </w:r>
+      <w:r>
+        <w:rPr>
+          <w:rFonts w:ascii="Calibri" w:cs="Calibri" w:eastAsia="Calibri" w:hAnsi="Calibri"/>
+          <w:color w:val="1F2733"/>
+          <w:sz w:val="21"/>
+          <w:szCs w:val="21"/>
+        </w:rPr>
+        <w:t xml:space="preserve">: €615 млн государственных денег вложены в Делфт, чтобы сделать его квантовой столицей Европы, а QuTech уже связал запутанностью два города — первый кирпич «квантового интернета». Что это значит? Если хотя бы одна из ставок выстрелит, страна закрепит лидерство не на одно, а на два поколения вперёд — повторит «фокус ASML» в новой гонке. Это сценарий, где маленькая страна не догоняет, а снова обгоняет.</w:t>
+      </w:r>
+    </w:p>
+    <w:p>
+      <w:pPr>
+        <w:pStyle w:val="Heading3"/>
+        <w:keepNext/>
+        <w:keepLines/>
+        <w:spacing w:after="40" w:before="180"/>
+      </w:pPr>
+      <w:r>
+        <w:rPr>
+          <w:rFonts w:ascii="Calibri" w:cs="Calibri" w:eastAsia="Calibri" w:hAnsi="Calibri"/>
+          <w:b/>
+          <w:bCs/>
+          <w:color w:val="EA580C"/>
+          <w:sz w:val="22"/>
+          <w:szCs w:val="22"/>
+        </w:rPr>
+        <w:t xml:space="preserve">Сценарий 3. «Обрыв: расколотый мир»</w:t>
+      </w:r>
+    </w:p>
+    <w:p>
+      <w:pPr>
+        <w:spacing w:after="160" w:line="288"/>
+        <w:jc w:val="both"/>
+      </w:pPr>
+      <w:r>
+        <w:rPr>
+          <w:rFonts w:ascii="Calibri" w:cs="Calibri" w:eastAsia="Calibri" w:hAnsi="Calibri"/>
+          <w:color w:val="1F2733"/>
+          <w:sz w:val="21"/>
+          <w:szCs w:val="21"/>
+        </w:rPr>
+        <w:t xml:space="preserve">Тревожный сценарий, и он не выдуман — все его элементы уже проявлялись. Движут им две силы. Первая — </w:t>
+      </w:r>
+      <w:r>
+        <w:rPr>
+          <w:rFonts w:ascii="Calibri" w:cs="Calibri" w:eastAsia="Calibri" w:hAnsi="Calibri"/>
+          <w:b/>
+          <w:bCs/>
+          <w:color w:val="14213D"/>
+          <w:sz w:val="21"/>
+          <w:szCs w:val="21"/>
+        </w:rPr>
+        <w:t xml:space="preserve">эскалация чиповой войны</w:t>
+      </w:r>
+      <w:r>
+        <w:rPr>
+          <w:rFonts w:ascii="Calibri" w:cs="Calibri" w:eastAsia="Calibri" w:hAnsi="Calibri"/>
+          <w:color w:val="1F2733"/>
+          <w:sz w:val="21"/>
+          <w:szCs w:val="21"/>
+        </w:rPr>
+        <w:t xml:space="preserve">. Китай долго был одним из крупнейших рынков ASML (около 36% выручки в 2024-м), и ограничения уже режут эту долю до примерно 20% к 2026 году — то есть треть бизнеса под ударом. А в ответ Пекин давит сырьём: контролирует около 98% мирового галлия и однажды уже заблокировал поставки Nexperia так, что VW, Honda, Ford и Mercedes предупредили об остановке конвейеров. Если такие кризисы будут повторяться, а мир распадётся на два враждебных технологических лагеря, незаменимый узел из актива превращается в постоянную головную боль. Вторая сила бьёт изнутри — </w:t>
+      </w:r>
+      <w:r>
+        <w:rPr>
+          <w:rFonts w:ascii="Calibri" w:cs="Calibri" w:eastAsia="Calibri" w:hAnsi="Calibri"/>
+          <w:b/>
+          <w:bCs/>
+          <w:color w:val="14213D"/>
+          <w:sz w:val="21"/>
+          <w:szCs w:val="21"/>
+        </w:rPr>
+        <w:t xml:space="preserve">электросеть</w:t>
+      </w:r>
+      <w:r>
+        <w:rPr>
+          <w:rFonts w:ascii="Calibri" w:cs="Calibri" w:eastAsia="Calibri" w:hAnsi="Calibri"/>
+          <w:color w:val="1F2733"/>
+          <w:sz w:val="21"/>
+          <w:szCs w:val="21"/>
+        </w:rPr>
+        <w:t xml:space="preserve">. Рост упирается не в идеи, а в провода: у оператора TenneT очередь на десятки гигаватт, Амстердам ввёл мораторий на новые дата-центры, а часть Северной Голландии останется без свободных мощностей примерно до 2035 года. Что это значит? Даже если заказы есть, страна физически не сможет их «переварить» — рост затормозит сам себя.</w:t>
+      </w:r>
+    </w:p>
+    <w:tbl>
+      <w:tblPr>
+        <w:tblW w:type="dxa" w:w="9360"/>
+        <w:tblBorders>
+          <w:top w:val="none"/>
+          <w:left w:val="none"/>
+          <w:bottom w:val="none"/>
+          <w:right w:val="none"/>
+          <w:insideH w:val="none"/>
+          <w:insideV w:val="none"/>
+        </w:tblBorders>
+      </w:tblPr>
+      <w:tblGrid>
+        <w:gridCol w:w="9360"/>
+      </w:tblGrid>
+      <w:tr>
+        <w:tc>
+          <w:tcPr>
+            <w:tcW w:type="dxa" w:w="9360"/>
+            <w:tcBorders>
+              <w:top w:val="none"/>
+              <w:left w:val="single" w:color="2563EB" w:sz="30"/>
+              <w:bottom w:val="none"/>
+              <w:right w:val="none"/>
+            </w:tcBorders>
+            <w:shd w:fill="F1F5F9" w:color="auto" w:val="clear"/>
+            <w:tcMar>
+              <w:top w:type="dxa" w:w="140"/>
+              <w:left w:type="dxa" w:w="200"/>
+              <w:bottom w:type="dxa" w:w="140"/>
+              <w:right w:type="dxa" w:w="200"/>
+            </w:tcMar>
+          </w:tcPr>
+          <w:p>
+            <w:pPr>
+              <w:spacing w:after="60"/>
+            </w:pPr>
+            <w:r>
+              <w:rPr>
+                <w:rFonts w:ascii="Calibri" w:cs="Calibri" w:eastAsia="Calibri" w:hAnsi="Calibri"/>
+                <w:b/>
+                <w:bCs/>
+                <w:color w:val="2563EB"/>
+                <w:sz w:val="22"/>
+                <w:szCs w:val="22"/>
+              </w:rPr>
+              <w:t xml:space="preserve">К чему всё склоняется</w:t>
+            </w:r>
+          </w:p>
+          <w:p>
+            <w:pPr>
+              <w:spacing w:after="60" w:line="276"/>
+            </w:pPr>
+            <w:r>
+              <w:rPr>
+                <w:rFonts w:ascii="Calibri" w:cs="Calibri" w:eastAsia="Calibri" w:hAnsi="Calibri"/>
+                <w:color w:val="2A3340"/>
+                <w:sz w:val="20"/>
+                <w:szCs w:val="20"/>
+              </w:rPr>
+              <w:t xml:space="preserve">Скорее всего, реальность окажется ближе к </w:t>
+            </w:r>
+            <w:r>
+              <w:rPr>
+                <w:rFonts w:ascii="Calibri" w:cs="Calibri" w:eastAsia="Calibri" w:hAnsi="Calibri"/>
+                <w:b/>
+                <w:bCs/>
+                <w:color w:val="2A3340"/>
+                <w:sz w:val="20"/>
+                <w:szCs w:val="20"/>
+              </w:rPr>
+              <w:t xml:space="preserve">первому сценарию с элементами второго</w:t>
+            </w:r>
+            <w:r>
+              <w:rPr>
+                <w:rFonts w:ascii="Calibri" w:cs="Calibri" w:eastAsia="Calibri" w:hAnsi="Calibri"/>
+                <w:color w:val="2A3340"/>
+                <w:sz w:val="20"/>
+                <w:szCs w:val="20"/>
+              </w:rPr>
+              <w:t xml:space="preserve">. Причина проста: спрос на чипы для ИИ — здесь и сейчас, монополия ASML в ближайшие годы никуда не денется, а европейские и государственные деньги уже текут в High-NA и кванты. «Обрыв» — реальный риск, но у него есть встроенный тормоз: Запад держит «станок», Китай держит «сырьё», и ни одна сторона не может нажать до конца, не ударив по себе. А дефицит электросети — это скорее </w:t>
+            </w:r>
+            <w:r>
+              <w:rPr>
+                <w:rFonts w:ascii="Calibri" w:cs="Calibri" w:eastAsia="Calibri" w:hAnsi="Calibri"/>
+                <w:b/>
+                <w:bCs/>
+                <w:color w:val="2A3340"/>
+                <w:sz w:val="20"/>
+                <w:szCs w:val="20"/>
+              </w:rPr>
+              <w:t xml:space="preserve">потолок роста, чем обрыв</w:t>
+            </w:r>
+            <w:r>
+              <w:rPr>
+                <w:rFonts w:ascii="Calibri" w:cs="Calibri" w:eastAsia="Calibri" w:hAnsi="Calibri"/>
+                <w:color w:val="2A3340"/>
+                <w:sz w:val="20"/>
+                <w:szCs w:val="20"/>
+              </w:rPr>
+              <w:t xml:space="preserve">: он ограничит скорость, но не отменит лидерство. Итог: Нидерланды почти наверняка останутся незаменимым узлом, только расти будут не «вширь», а «вглубь» — умнее, компактнее и экономнее, потому что маленькая территория уже говорит «стоп».</w:t>
+            </w:r>
+          </w:p>
+        </w:tc>
+      </w:tr>
+    </w:tbl>
+    <w:p>
+      <w:pPr>
+        <w:spacing w:after="120"/>
+      </w:pPr>
+    </w:p>
+    <w:p>
+      <w:pPr>
+        <w:pStyle w:val="Heading1"/>
+        <w:keepNext/>
+        <w:keepLines/>
+        <w:pBdr>
+          <w:bottom w:val="single" w:color="EA580C" w:sz="18" w:space="6"/>
+        </w:pBdr>
+        <w:spacing w:after="60" w:before="320"/>
+      </w:pPr>
+      <w:r>
+        <w:rPr>
+          <w:rFonts w:ascii="Calibri" w:cs="Calibri" w:eastAsia="Calibri" w:hAnsi="Calibri"/>
+          <w:b/>
+          <w:bCs/>
+          <w:color w:val="14213D"/>
+          <w:sz w:val="32"/>
+          <w:szCs w:val="32"/>
+        </w:rPr>
+        <w:t xml:space="preserve">Заключение: сила, у которой есть цена</w:t>
+      </w:r>
+    </w:p>
+    <w:p>
+      <w:pPr>
+        <w:spacing w:after="160" w:line="288"/>
+        <w:jc w:val="both"/>
+      </w:pPr>
+      <w:r>
+        <w:rPr>
+          <w:rFonts w:ascii="Calibri" w:cs="Calibri" w:eastAsia="Calibri" w:hAnsi="Calibri"/>
+          <w:color w:val="1F2733"/>
+          <w:sz w:val="21"/>
+          <w:szCs w:val="21"/>
+        </w:rPr>
+        <w:t xml:space="preserve">Если убрать все подробности, вся история Нидерландов сводится к одному парадоксу. Страна стала незаменимой — и именно </w:t>
+      </w:r>
+      <w:r>
+        <w:rPr>
+          <w:rFonts w:ascii="Calibri" w:cs="Calibri" w:eastAsia="Calibri" w:hAnsi="Calibri"/>
+          <w:b/>
+          <w:bCs/>
+          <w:color w:val="14213D"/>
+          <w:sz w:val="21"/>
+          <w:szCs w:val="21"/>
+        </w:rPr>
+        <w:t xml:space="preserve">незаменимость</w:t>
+      </w:r>
+      <w:r>
+        <w:rPr>
+          <w:rFonts w:ascii="Calibri" w:cs="Calibri" w:eastAsia="Calibri" w:hAnsi="Calibri"/>
+          <w:color w:val="1F2733"/>
+          <w:sz w:val="21"/>
+          <w:szCs w:val="21"/>
+        </w:rPr>
+        <w:t xml:space="preserve"> оказалась одновременно её главной силой и её главной уязвимостью. Быть единственным, кто умеет делать </w:t>
+      </w:r>
+      <w:r>
+        <w:rPr>
+          <w:rFonts w:ascii="Calibri" w:cs="Calibri" w:eastAsia="Calibri" w:hAnsi="Calibri"/>
+          <w:b/>
+          <w:bCs/>
+          <w:color w:val="14213D"/>
+          <w:sz w:val="21"/>
+          <w:szCs w:val="21"/>
+        </w:rPr>
+        <w:t xml:space="preserve">EUV-литограф</w:t>
+      </w:r>
+      <w:r>
+        <w:rPr>
+          <w:rFonts w:ascii="Calibri" w:cs="Calibri" w:eastAsia="Calibri" w:hAnsi="Calibri"/>
+          <w:color w:val="1F2733"/>
+          <w:sz w:val="21"/>
+          <w:szCs w:val="21"/>
+        </w:rPr>
+        <w:t xml:space="preserve">, — это власть: через один завод под Эйндховеном Гаага держит рычаг над всей передовой электроникой планеты. Но у этой власти есть обратная сторона. Тот, кто держит узкое место, автоматически становится </w:t>
+      </w:r>
+      <w:r>
+        <w:rPr>
+          <w:rFonts w:ascii="Calibri" w:cs="Calibri" w:eastAsia="Calibri" w:hAnsi="Calibri"/>
+          <w:b/>
+          <w:bCs/>
+          <w:color w:val="14213D"/>
+          <w:sz w:val="21"/>
+          <w:szCs w:val="21"/>
+        </w:rPr>
+        <w:t xml:space="preserve">мишенью</w:t>
+      </w:r>
+      <w:r>
+        <w:rPr>
+          <w:rFonts w:ascii="Calibri" w:cs="Calibri" w:eastAsia="Calibri" w:hAnsi="Calibri"/>
+          <w:color w:val="1F2733"/>
+          <w:sz w:val="21"/>
+          <w:szCs w:val="21"/>
+        </w:rPr>
+        <w:t xml:space="preserve">: за его технологиями охотятся, на него давят, его втягивают в чужие конфликты. А ещё незаменимость упирается в простую физику — маленькую территорию, забитые электросети и чувствительность к воде, которые не дают бесконечно масштабировать успех. Сила есть, но за неё приходится платить, и цена растёт.</w:t>
+      </w:r>
+    </w:p>
+    <w:p>
+      <w:pPr>
+        <w:spacing w:after="160" w:line="288"/>
+        <w:jc w:val="both"/>
+      </w:pPr>
+      <w:r>
+        <w:rPr>
+          <w:rFonts w:ascii="Calibri" w:cs="Calibri" w:eastAsia="Calibri" w:hAnsi="Calibri"/>
+          <w:color w:val="1F2733"/>
+          <w:sz w:val="21"/>
+          <w:szCs w:val="21"/>
+        </w:rPr>
+        <w:t xml:space="preserve">Стоит честно развести, в чём страна реально сильна, а в чём хрупка. </w:t>
+      </w:r>
+      <w:r>
+        <w:rPr>
+          <w:rFonts w:ascii="Calibri" w:cs="Calibri" w:eastAsia="Calibri" w:hAnsi="Calibri"/>
+          <w:b/>
+          <w:bCs/>
+          <w:color w:val="14213D"/>
+          <w:sz w:val="21"/>
+          <w:szCs w:val="21"/>
+        </w:rPr>
+        <w:t xml:space="preserve">Сильна</w:t>
+      </w:r>
+      <w:r>
+        <w:rPr>
+          <w:rFonts w:ascii="Calibri" w:cs="Calibri" w:eastAsia="Calibri" w:hAnsi="Calibri"/>
+          <w:color w:val="1F2733"/>
+          <w:sz w:val="21"/>
+          <w:szCs w:val="21"/>
+        </w:rPr>
+        <w:t xml:space="preserve"> она не деньгами, а тем, что почти невозможно скопировать. Монополию ASML на EUV не смогли повторить ни США, ни Китай — не потому что не хватило денег, а потому что такую машину из </w:t>
+      </w:r>
+      <w:r>
+        <w:rPr>
+          <w:rFonts w:ascii="Calibri" w:cs="Calibri" w:eastAsia="Calibri" w:hAnsi="Calibri"/>
+          <w:b/>
+          <w:bCs/>
+          <w:color w:val="14213D"/>
+          <w:sz w:val="21"/>
+          <w:szCs w:val="21"/>
+        </w:rPr>
+        <w:t xml:space="preserve">100 000 деталей</w:t>
+      </w:r>
+      <w:r>
+        <w:rPr>
+          <w:rFonts w:ascii="Calibri" w:cs="Calibri" w:eastAsia="Calibri" w:hAnsi="Calibri"/>
+          <w:color w:val="1F2733"/>
+          <w:sz w:val="21"/>
+          <w:szCs w:val="21"/>
+        </w:rPr>
+        <w:t xml:space="preserve"> нельзя собрать в одиночку: за ней стоят десятилетия накопленных связей, поставщиков и инженерной культуры, выросшей из лаборатории Philips. Это защита не патентом, а плотностью экосистемы — её нельзя купить или украсть за пару лет. </w:t>
+      </w:r>
+      <w:r>
+        <w:rPr>
+          <w:rFonts w:ascii="Calibri" w:cs="Calibri" w:eastAsia="Calibri" w:hAnsi="Calibri"/>
+          <w:b/>
+          <w:bCs/>
+          <w:color w:val="14213D"/>
+          <w:sz w:val="21"/>
+          <w:szCs w:val="21"/>
+        </w:rPr>
+        <w:t xml:space="preserve">Хрупка</w:t>
+      </w:r>
+      <w:r>
+        <w:rPr>
+          <w:rFonts w:ascii="Calibri" w:cs="Calibri" w:eastAsia="Calibri" w:hAnsi="Calibri"/>
+          <w:color w:val="1F2733"/>
+          <w:sz w:val="21"/>
+          <w:szCs w:val="21"/>
+        </w:rPr>
+        <w:t xml:space="preserve"> же страна в трёх точках. Первое — она сама зависит от других (оптику даёт немецкая Zeiss, чипы печатают на Тайване), то есть держит горлышко, но не всю трубу. Второе — политика бьёт по кошельку: Китай давал ASML около </w:t>
+      </w:r>
+      <w:r>
+        <w:rPr>
+          <w:rFonts w:ascii="Calibri" w:cs="Calibri" w:eastAsia="Calibri" w:hAnsi="Calibri"/>
+          <w:b/>
+          <w:bCs/>
+          <w:color w:val="14213D"/>
+          <w:sz w:val="21"/>
+          <w:szCs w:val="21"/>
+        </w:rPr>
+        <w:t xml:space="preserve">трети выручки</w:t>
+      </w:r>
+      <w:r>
+        <w:rPr>
+          <w:rFonts w:ascii="Calibri" w:cs="Calibri" w:eastAsia="Calibri" w:hAnsi="Calibri"/>
+          <w:color w:val="1F2733"/>
+          <w:sz w:val="21"/>
+          <w:szCs w:val="21"/>
+        </w:rPr>
+        <w:t xml:space="preserve">, и эту треть приходится добровольно урезать почти вдвое ради стратегии. Третье — физический потолок, о который рост уже стукнулся: к концу 2025 года около </w:t>
+      </w:r>
+      <w:r>
+        <w:rPr>
+          <w:rFonts w:ascii="Calibri" w:cs="Calibri" w:eastAsia="Calibri" w:hAnsi="Calibri"/>
+          <w:b/>
+          <w:bCs/>
+          <w:color w:val="14213D"/>
+          <w:sz w:val="21"/>
+          <w:szCs w:val="21"/>
+        </w:rPr>
+        <w:t xml:space="preserve">14 000 компаний</w:t>
+      </w:r>
+      <w:r>
+        <w:rPr>
+          <w:rFonts w:ascii="Calibri" w:cs="Calibri" w:eastAsia="Calibri" w:hAnsi="Calibri"/>
+          <w:color w:val="1F2733"/>
+          <w:sz w:val="21"/>
+          <w:szCs w:val="21"/>
+        </w:rPr>
+        <w:t xml:space="preserve"> стояли в очереди на подключение к электричеству.</w:t>
+      </w:r>
+    </w:p>
+    <w:p>
+      <w:pPr>
+        <w:spacing w:after="160" w:line="288"/>
+        <w:jc w:val="both"/>
+      </w:pPr>
+      <w:r>
+        <w:rPr>
+          <w:rFonts w:ascii="Calibri" w:cs="Calibri" w:eastAsia="Calibri" w:hAnsi="Calibri"/>
+          <w:color w:val="1F2733"/>
+          <w:sz w:val="21"/>
+          <w:szCs w:val="21"/>
+        </w:rPr>
+        <w:t xml:space="preserve">Что решит исход в ближайшие годы? Не конкуренты — их у ASML по-прежнему нет, и в новых гонках страна пытается повторить тот же фокус: серийный </w:t>
+      </w:r>
+      <w:r>
+        <w:rPr>
+          <w:rFonts w:ascii="Calibri" w:cs="Calibri" w:eastAsia="Calibri" w:hAnsi="Calibri"/>
+          <w:b/>
+          <w:bCs/>
+          <w:color w:val="14213D"/>
+          <w:sz w:val="21"/>
+          <w:szCs w:val="21"/>
+        </w:rPr>
+        <w:t xml:space="preserve">High-NA EUV</w:t>
+      </w:r>
+      <w:r>
+        <w:rPr>
+          <w:rFonts w:ascii="Calibri" w:cs="Calibri" w:eastAsia="Calibri" w:hAnsi="Calibri"/>
+          <w:color w:val="1F2733"/>
+          <w:sz w:val="21"/>
+          <w:szCs w:val="21"/>
+        </w:rPr>
+        <w:t xml:space="preserve"> за ~$380 млн, на котором Intel уже печатает чипы нового поколения, и ставка на кванты, куда государство вложило </w:t>
       </w:r>
       <w:r>
         <w:rPr>
@@ -15907,8 +19494,154 @@
           <w:sz w:val="21"/>
           <w:szCs w:val="21"/>
         </w:rPr>
-        <w:t xml:space="preserve"> государственных денег, чтобы сделать Делфт европейской столицей квантовых технологий. Скорее всего, будущее будет за компактными и энергоэффективными проектами, за энергией ветра и за ставкой на «умные», а не просто «большие» технологии. Но одно можно сказать наверняка: без этого маленького уголка Европы современный цифровой мир выглядел бы совсем иначе — и работал бы совсем не так уверенно.</w:t>
-      </w:r>
+        <w:t xml:space="preserve">. Настоящих судей будет два, и оба — внутренние. Первый — </w:t>
+      </w:r>
+      <w:r>
+        <w:rPr>
+          <w:rFonts w:ascii="Calibri" w:cs="Calibri" w:eastAsia="Calibri" w:hAnsi="Calibri"/>
+          <w:b/>
+          <w:bCs/>
+          <w:color w:val="14213D"/>
+          <w:sz w:val="21"/>
+          <w:szCs w:val="21"/>
+        </w:rPr>
+        <w:t xml:space="preserve">электросеть</w:t>
+      </w:r>
+      <w:r>
+        <w:rPr>
+          <w:rFonts w:ascii="Calibri" w:cs="Calibri" w:eastAsia="Calibri" w:hAnsi="Calibri"/>
+          <w:color w:val="1F2733"/>
+          <w:sz w:val="21"/>
+          <w:szCs w:val="21"/>
+        </w:rPr>
+        <w:t xml:space="preserve">: пока часть Северной Голландии сидит без свободных мощностей примерно до 2035 года, страна, которая делает «мозги» для цифрового мира, рискует затормозить не от нехватки идей, а от нехватки киловатт. Второй — </w:t>
+      </w:r>
+      <w:r>
+        <w:rPr>
+          <w:rFonts w:ascii="Calibri" w:cs="Calibri" w:eastAsia="Calibri" w:hAnsi="Calibri"/>
+          <w:b/>
+          <w:bCs/>
+          <w:color w:val="14213D"/>
+          <w:sz w:val="21"/>
+          <w:szCs w:val="21"/>
+        </w:rPr>
+        <w:t xml:space="preserve">умение балансировать на канате геополитики</w:t>
+      </w:r>
+      <w:r>
+        <w:rPr>
+          <w:rFonts w:ascii="Calibri" w:cs="Calibri" w:eastAsia="Calibri" w:hAnsi="Calibri"/>
+          <w:color w:val="1F2733"/>
+          <w:sz w:val="21"/>
+          <w:szCs w:val="21"/>
+        </w:rPr>
+        <w:t xml:space="preserve">, не дав себя раздавить: кейс Nexperia показал, что даже дешёвый, «скучный» чип способен остановить конвейеры Volkswagen — а значит, любое резкое движение бьёт рикошетом по самим Нидерландам.</w:t>
+      </w:r>
+    </w:p>
+    <w:p>
+      <w:pPr>
+        <w:spacing w:after="160" w:line="288"/>
+        <w:jc w:val="both"/>
+      </w:pPr>
+      <w:r>
+        <w:rPr>
+          <w:rFonts w:ascii="Calibri" w:cs="Calibri" w:eastAsia="Calibri" w:hAnsi="Calibri"/>
+          <w:color w:val="1F2733"/>
+          <w:sz w:val="21"/>
+          <w:szCs w:val="21"/>
+        </w:rPr>
+        <w:t xml:space="preserve">Почему это важно не только для голландцев, а для всего мира? Потому что их незаменимость — это и удобство, и риск для всех сразу. Пока цепочка держится, весь цифровой мир получает всё более мощные чипы и «облако». Но система, где передовой кремний обязан пройти через </w:t>
+      </w:r>
+      <w:r>
+        <w:rPr>
+          <w:rFonts w:ascii="Calibri" w:cs="Calibri" w:eastAsia="Calibri" w:hAnsi="Calibri"/>
+          <w:b/>
+          <w:bCs/>
+          <w:color w:val="14213D"/>
+          <w:sz w:val="21"/>
+          <w:szCs w:val="21"/>
+        </w:rPr>
+        <w:t xml:space="preserve">один цех</w:t>
+      </w:r>
+      <w:r>
+        <w:rPr>
+          <w:rFonts w:ascii="Calibri" w:cs="Calibri" w:eastAsia="Calibri" w:hAnsi="Calibri"/>
+          <w:color w:val="1F2733"/>
+          <w:sz w:val="21"/>
+          <w:szCs w:val="21"/>
+        </w:rPr>
+        <w:t xml:space="preserve"> под Эйндховеном, а критическое сырьё — через Китай, устроена как мост без запасного: пока он стоит, всё едет; стоит его тронуть — встаёт разом и айфон, и сервер для ИИ, и автопром. Нидерланды — это не просто история успеха маленькой страны. Это наглядный урок о том, насколько хрупко устроена вся глобальная экономика, и напоминание, что самые важные точки мира — часто самые незаметные.</w:t>
+      </w:r>
+    </w:p>
+    <w:tbl>
+      <w:tblPr>
+        <w:tblW w:type="dxa" w:w="9360"/>
+        <w:tblBorders>
+          <w:top w:val="none"/>
+          <w:left w:val="none"/>
+          <w:bottom w:val="none"/>
+          <w:right w:val="none"/>
+          <w:insideH w:val="none"/>
+          <w:insideV w:val="none"/>
+        </w:tblBorders>
+      </w:tblPr>
+      <w:tblGrid>
+        <w:gridCol w:w="9360"/>
+      </w:tblGrid>
+      <w:tr>
+        <w:tc>
+          <w:tcPr>
+            <w:tcW w:type="dxa" w:w="9360"/>
+            <w:tcBorders>
+              <w:top w:val="none"/>
+              <w:left w:val="single" w:color="D9A521" w:sz="30"/>
+              <w:bottom w:val="none"/>
+              <w:right w:val="none"/>
+            </w:tcBorders>
+            <w:shd w:fill="F1F5F9" w:color="auto" w:val="clear"/>
+            <w:tcMar>
+              <w:top w:type="dxa" w:w="140"/>
+              <w:left w:type="dxa" w:w="200"/>
+              <w:bottom w:type="dxa" w:w="140"/>
+              <w:right w:type="dxa" w:w="200"/>
+            </w:tcMar>
+          </w:tcPr>
+          <w:p>
+            <w:pPr>
+              <w:spacing w:after="60"/>
+            </w:pPr>
+            <w:r>
+              <w:rPr>
+                <w:rFonts w:ascii="Calibri" w:cs="Calibri" w:eastAsia="Calibri" w:hAnsi="Calibri"/>
+                <w:b/>
+                <w:bCs/>
+                <w:color w:val="D9A521"/>
+                <w:sz w:val="22"/>
+                <w:szCs w:val="22"/>
+              </w:rPr>
+              <w:t xml:space="preserve">Что держать в голове</w:t>
+            </w:r>
+          </w:p>
+          <w:p>
+            <w:pPr>
+              <w:spacing w:after="60" w:line="276"/>
+            </w:pPr>
+            <w:r>
+              <w:rPr>
+                <w:rFonts w:ascii="Calibri" w:cs="Calibri" w:eastAsia="Calibri" w:hAnsi="Calibri"/>
+                <w:color w:val="2A3340"/>
+                <w:sz w:val="20"/>
+                <w:szCs w:val="20"/>
+              </w:rPr>
+              <w:t xml:space="preserve">Нидерланды сильны ровно тем же, чем уязвимы: они незаменимы. Это даёт власть над мировой электроникой — но делает страну мишенью в чужих конфликтах и упирает её рост не в технологии, а в физические пределы малой территории и перегруженных сетей. Исход решат не конкуренты (их нет), а две домашние проблемы — хватит ли электричества и удастся ли удержать равновесие в чиповой войне; а сам факт, что весь цифровой мир зависит от одного узла, — это риск не только для Гааги, а для каждого из нас.</w:t>
+            </w:r>
+          </w:p>
+        </w:tc>
+      </w:tr>
+    </w:tbl>
+    <w:p>
+      <w:pPr>
+        <w:spacing w:after="120"/>
+      </w:pPr>
     </w:p>
     <w:p>
       <w:pPr>
